--- a/src/Tests/Inputs/newsletters/11/input.docx
+++ b/src/Tests/Inputs/newsletters/11/input.docx
@@ -1,6 +1,6 @@
 
 <file path=word/document.xml><?xml version="1.0" encoding="utf-8"?>
-<w:document xmlns:wpc="http://schemas.microsoft.com/office/word/2010/wordprocessingCanvas" xmlns:cx="http://schemas.microsoft.com/office/drawing/2014/chartex" xmlns:cx1="http://schemas.microsoft.com/office/drawing/2015/9/8/chartex" xmlns:cx2="http://schemas.microsoft.com/office/drawing/2015/10/21/chartex" xmlns:cx3="http://schemas.microsoft.com/office/drawing/2016/5/9/chartex" xmlns:cx4="http://schemas.microsoft.com/office/drawing/2016/5/10/chartex" xmlns:cx5="http://schemas.microsoft.com/office/drawing/2016/5/11/chartex" xmlns:cx6="http://schemas.microsoft.com/office/drawing/2016/5/12/chartex" xmlns:cx7="http://schemas.microsoft.com/office/drawing/2016/5/13/chartex" xmlns:cx8="http://schemas.microsoft.com/office/drawing/2016/5/14/chartex" xmlns:mc="http://schemas.openxmlformats.org/markup-compatibility/2006" xmlns:aink="http://schemas.microsoft.com/office/drawing/2016/ink" xmlns:am3d="http://schemas.microsoft.com/office/drawing/2017/model3d" xmlns:o="urn:schemas-microsoft-com:office:office" xmlns:r="http://schemas.openxmlformats.org/officeDocument/2006/relationships" xmlns:m="http://schemas.openxmlformats.org/officeDocument/2006/math" xmlns:v="urn:schemas-microsoft-com:vml" xmlns:wp14="http://schemas.microsoft.com/office/word/2010/wordprocessingDrawing" xmlns:wp="http://schemas.openxmlformats.org/drawingml/2006/wordprocessingDrawing" xmlns:w10="urn:schemas-microsoft-com:office:word" xmlns:w="http://schemas.openxmlformats.org/wordprocessingml/2006/main" xmlns:w14="http://schemas.microsoft.com/office/word/2010/wordml" xmlns:w15="http://schemas.microsoft.com/office/word/2012/wordml" xmlns:w16cex="http://schemas.microsoft.com/office/word/2018/wordml/cex" xmlns:w16cid="http://schemas.microsoft.com/office/word/2016/wordml/cid" xmlns:w16="http://schemas.microsoft.com/office/word/2018/wordml" xmlns:w16se="http://schemas.microsoft.com/office/word/2015/wordml/symex" xmlns:wpg="http://schemas.microsoft.com/office/word/2010/wordprocessingGroup" xmlns:wpi="http://schemas.microsoft.com/office/word/2010/wordprocessingInk" xmlns:wne="http://schemas.microsoft.com/office/word/2006/wordml" xmlns:wps="http://schemas.microsoft.com/office/word/2010/wordprocessingShape" mc:Ignorable="w14 w15 w16se w16cid w16 w16cex wp14">
+<w:document xmlns:a="http://schemas.openxmlformats.org/drawingml/2006/main" xmlns:pic="http://schemas.openxmlformats.org/drawingml/2006/picture" xmlns:a14="http://schemas.microsoft.com/office/drawing/2010/main" xmlns:adec="http://schemas.microsoft.com/office/drawing/2017/decorative" xmlns:wpc="http://schemas.microsoft.com/office/word/2010/wordprocessingCanvas" xmlns:cx="http://schemas.microsoft.com/office/drawing/2014/chartex" xmlns:cx1="http://schemas.microsoft.com/office/drawing/2015/9/8/chartex" xmlns:cx2="http://schemas.microsoft.com/office/drawing/2015/10/21/chartex" xmlns:cx3="http://schemas.microsoft.com/office/drawing/2016/5/9/chartex" xmlns:cx4="http://schemas.microsoft.com/office/drawing/2016/5/10/chartex" xmlns:cx5="http://schemas.microsoft.com/office/drawing/2016/5/11/chartex" xmlns:cx6="http://schemas.microsoft.com/office/drawing/2016/5/12/chartex" xmlns:cx7="http://schemas.microsoft.com/office/drawing/2016/5/13/chartex" xmlns:cx8="http://schemas.microsoft.com/office/drawing/2016/5/14/chartex" xmlns:mc="http://schemas.openxmlformats.org/markup-compatibility/2006" xmlns:aink="http://schemas.microsoft.com/office/drawing/2016/ink" xmlns:am3d="http://schemas.microsoft.com/office/drawing/2017/model3d" xmlns:o="urn:schemas-microsoft-com:office:office" xmlns:r="http://schemas.openxmlformats.org/officeDocument/2006/relationships" xmlns:m="http://schemas.openxmlformats.org/officeDocument/2006/math" xmlns:v="urn:schemas-microsoft-com:vml" xmlns:wp14="http://schemas.microsoft.com/office/word/2010/wordprocessingDrawing" xmlns:wp="http://schemas.openxmlformats.org/drawingml/2006/wordprocessingDrawing" xmlns:w10="urn:schemas-microsoft-com:office:word" xmlns:w="http://schemas.openxmlformats.org/wordprocessingml/2006/main" xmlns:w14="http://schemas.microsoft.com/office/word/2010/wordml" xmlns:w15="http://schemas.microsoft.com/office/word/2012/wordml" xmlns:w16cex="http://schemas.microsoft.com/office/word/2018/wordml/cex" xmlns:w16cid="http://schemas.microsoft.com/office/word/2016/wordml/cid" xmlns:w16="http://schemas.microsoft.com/office/word/2018/wordml" xmlns:w16se="http://schemas.microsoft.com/office/word/2015/wordml/symex" xmlns:wpg="http://schemas.microsoft.com/office/word/2010/wordprocessingGroup" xmlns:wpi="http://schemas.microsoft.com/office/word/2010/wordprocessingInk" xmlns:wne="http://schemas.microsoft.com/office/word/2006/wordml" xmlns:wps="http://schemas.microsoft.com/office/word/2010/wordprocessingShape" mc:Ignorable="w14 w15 w16se w16cid w16 w16cex wp14">
   <w:body>
     <w:p>
       <w:pPr>
@@ -11,7 +11,7 @@
       </w:pPr>
       <w:r>
         <w:drawing>
-          <wp:anchor distT="0" distB="0" distL="114300" distR="114300" simplePos="0" relativeHeight="251662336" behindDoc="0" locked="1" layoutInCell="1" allowOverlap="1" wp14:anchorId="6E8DB65D" wp14:editId="6A8D2515">
+          <wp:anchor distT="0" distB="0" distL="114300" distR="114300" simplePos="0" relativeHeight="251662336" behindDoc="0" locked="1" layoutInCell="1" allowOverlap="1" wp14:editId="6A8D2515" wp14:anchorId="6E8DB65D">
             <wp:simplePos x="0" y="0"/>
             <wp:positionH relativeFrom="column">
               <wp:posOffset>-731520</wp:posOffset>
@@ -77,7 +77,7 @@
         <mc:AlternateContent>
           <mc:Choice Requires="wps">
             <w:drawing>
-              <wp:anchor distT="0" distB="0" distL="114300" distR="114300" simplePos="0" relativeHeight="251658240" behindDoc="1" locked="0" layoutInCell="1" allowOverlap="1" wp14:anchorId="089F6FB5" wp14:editId="28BFCF08">
+              <wp:anchor distT="0" distB="0" distL="114300" distR="114300" simplePos="0" relativeHeight="251658240" behindDoc="1" locked="0" layoutInCell="1" allowOverlap="1" wp14:editId="28BFCF08" wp14:anchorId="089F6FB5">
                 <wp:simplePos x="0" y="0"/>
                 <wp:positionH relativeFrom="column">
                   <wp:posOffset>-391795</wp:posOffset>
@@ -148,7 +148,7 @@
           </mc:Choice>
           <mc:Fallback>
             <w:pict>
-              <v:rect w14:anchorId="1A6118BA" id="Rectangle 3" o:spid="_x0000_s1026" alt="&quot;&quot;" style="position:absolute;margin-left:-30.85pt;margin-top:26.7pt;width:558pt;height:738pt;z-index:-251658240;visibility:visible;mso-wrap-style:square;mso-width-percent:0;mso-height-percent:0;mso-wrap-distance-left:9pt;mso-wrap-distance-top:0;mso-wrap-distance-right:9pt;mso-wrap-distance-bottom:0;mso-position-horizontal:absolute;mso-position-horizontal-relative:text;mso-position-vertical:absolute;mso-position-vertical-relative:page;mso-width-percent:0;mso-height-percent:0;mso-width-relative:page;mso-height-relative:page;v-text-anchor:top" o:gfxdata="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" fillcolor="#ecead9" stroked="f">
+              <v:rect id="Rectangle 3" style="position:absolute;margin-left:-30.85pt;margin-top:26.7pt;width:558pt;height:738pt;z-index:-251658240;visibility:visible;mso-wrap-style:square;mso-width-percent:0;mso-height-percent:0;mso-wrap-distance-left:9pt;mso-wrap-distance-top:0;mso-wrap-distance-right:9pt;mso-wrap-distance-bottom:0;mso-position-horizontal:absolute;mso-position-horizontal-relative:text;mso-position-vertical:absolute;mso-position-vertical-relative:page;mso-width-percent:0;mso-height-percent:0;mso-width-relative:page;mso-height-relative:page;v-text-anchor:top" alt="&quot;&quot;" o:spid="_x0000_s1026" fillcolor="#ecead9" stroked="f" o:gfxdata="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" w14:anchorId="1A6118BA">
                 <w10:wrap anchory="page"/>
               </v:rect>
             </w:pict>
@@ -588,7 +588,7 @@
       <w:r>
         <w:lastRenderedPageBreak/>
         <w:drawing>
-          <wp:anchor distT="0" distB="360045" distL="114300" distR="114300" simplePos="0" relativeHeight="251664384" behindDoc="0" locked="1" layoutInCell="1" allowOverlap="1" wp14:anchorId="6558E39D" wp14:editId="00FF29AE">
+          <wp:anchor distT="0" distB="360045" distL="114300" distR="114300" simplePos="0" relativeHeight="251664384" behindDoc="0" locked="1" layoutInCell="1" allowOverlap="1" wp14:editId="00FF29AE" wp14:anchorId="6558E39D">
             <wp:simplePos x="0" y="0"/>
             <wp:positionH relativeFrom="page">
               <wp:posOffset>3667125</wp:posOffset>
@@ -654,7 +654,7 @@
         <mc:AlternateContent>
           <mc:Choice Requires="wps">
             <w:drawing>
-              <wp:anchor distT="0" distB="0" distL="114300" distR="114300" simplePos="0" relativeHeight="251660288" behindDoc="1" locked="1" layoutInCell="1" allowOverlap="1" wp14:anchorId="38F869D4" wp14:editId="628523EB">
+              <wp:anchor distT="0" distB="0" distL="114300" distR="114300" simplePos="0" relativeHeight="251660288" behindDoc="1" locked="1" layoutInCell="1" allowOverlap="1" wp14:editId="628523EB" wp14:anchorId="38F869D4">
                 <wp:simplePos x="0" y="0"/>
                 <wp:positionH relativeFrom="column">
                   <wp:posOffset>-388620</wp:posOffset>
@@ -725,7 +725,7 @@
           </mc:Choice>
           <mc:Fallback>
             <w:pict>
-              <v:rect w14:anchorId="6C346CE9" id="Rectangle 5" o:spid="_x0000_s1026" alt="&quot;&quot;" style="position:absolute;margin-left:-30.6pt;margin-top:-9.35pt;width:558pt;height:738pt;z-index:-251656192;visibility:visible;mso-wrap-style:square;mso-width-percent:0;mso-height-percent:0;mso-wrap-distance-left:9pt;mso-wrap-distance-top:0;mso-wrap-distance-right:9pt;mso-wrap-distance-bottom:0;mso-position-horizontal:absolute;mso-position-horizontal-relative:text;mso-position-vertical:absolute;mso-position-vertical-relative:text;mso-width-percent:0;mso-height-percent:0;mso-width-relative:page;mso-height-relative:page;v-text-anchor:top" o:gfxdata="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" fillcolor="#ecead9" stroked="f">
+              <v:rect id="Rectangle 5" style="position:absolute;margin-left:-30.6pt;margin-top:-9.35pt;width:558pt;height:738pt;z-index:-251656192;visibility:visible;mso-wrap-style:square;mso-width-percent:0;mso-height-percent:0;mso-wrap-distance-left:9pt;mso-wrap-distance-top:0;mso-wrap-distance-right:9pt;mso-wrap-distance-bottom:0;mso-position-horizontal:absolute;mso-position-horizontal-relative:text;mso-position-vertical:absolute;mso-position-vertical-relative:text;mso-width-percent:0;mso-height-percent:0;mso-width-relative:page;mso-height-relative:page;v-text-anchor:top" alt="&quot;&quot;" o:spid="_x0000_s1026" fillcolor="#ecead9" stroked="f" o:gfxdata="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" w14:anchorId="6C346CE9">
                 <w10:anchorlock/>
               </v:rect>
             </w:pict>

--- a/src/Tests/Inputs/newsletters/11/input.docx
+++ b/src/Tests/Inputs/newsletters/11/input.docx
@@ -1959,1172 +1959,6 @@
 </w:styles>
 </file>
 
-<file path=word/glossary/document.xml><?xml version="1.0" encoding="utf-8"?>
-<w:glossaryDocument xmlns:wpc="http://schemas.microsoft.com/office/word/2010/wordprocessingCanvas" xmlns:cx="http://schemas.microsoft.com/office/drawing/2014/chartex" xmlns:cx1="http://schemas.microsoft.com/office/drawing/2015/9/8/chartex" xmlns:cx2="http://schemas.microsoft.com/office/drawing/2015/10/21/chartex" xmlns:cx3="http://schemas.microsoft.com/office/drawing/2016/5/9/chartex" xmlns:cx4="http://schemas.microsoft.com/office/drawing/2016/5/10/chartex" xmlns:cx5="http://schemas.microsoft.com/office/drawing/2016/5/11/chartex" xmlns:cx6="http://schemas.microsoft.com/office/drawing/2016/5/12/chartex" xmlns:cx7="http://schemas.microsoft.com/office/drawing/2016/5/13/chartex" xmlns:cx8="http://schemas.microsoft.com/office/drawing/2016/5/14/chartex" xmlns:mc="http://schemas.openxmlformats.org/markup-compatibility/2006" xmlns:aink="http://schemas.microsoft.com/office/drawing/2016/ink" xmlns:am3d="http://schemas.microsoft.com/office/drawing/2017/model3d" xmlns:o="urn:schemas-microsoft-com:office:office" xmlns:r="http://schemas.openxmlformats.org/officeDocument/2006/relationships" xmlns:m="http://schemas.openxmlformats.org/officeDocument/2006/math" xmlns:v="urn:schemas-microsoft-com:vml" xmlns:wp14="http://schemas.microsoft.com/office/word/2010/wordprocessingDrawing" xmlns:wp="http://schemas.openxmlformats.org/drawingml/2006/wordprocessingDrawing" xmlns:w10="urn:schemas-microsoft-com:office:word" xmlns:w="http://schemas.openxmlformats.org/wordprocessingml/2006/main" xmlns:w14="http://schemas.microsoft.com/office/word/2010/wordml" xmlns:w15="http://schemas.microsoft.com/office/word/2012/wordml" xmlns:w16cex="http://schemas.microsoft.com/office/word/2018/wordml/cex" xmlns:w16cid="http://schemas.microsoft.com/office/word/2016/wordml/cid" xmlns:w16="http://schemas.microsoft.com/office/word/2018/wordml" xmlns:w16se="http://schemas.microsoft.com/office/word/2015/wordml/symex" xmlns:wpg="http://schemas.microsoft.com/office/word/2010/wordprocessingGroup" xmlns:wpi="http://schemas.microsoft.com/office/word/2010/wordprocessingInk" xmlns:wne="http://schemas.microsoft.com/office/word/2006/wordml" xmlns:wps="http://schemas.microsoft.com/office/word/2010/wordprocessingShape" mc:Ignorable="w14 w15 w16se w16cid w16 w16cex wp14">
-  <w:docParts>
-    <w:docPart>
-      <w:docPartPr>
-        <w:name w:val="5536EE62640947F2B3B0AC3EC0C815AF"/>
-        <w:category>
-          <w:name w:val="General"/>
-          <w:gallery w:val="placeholder"/>
-        </w:category>
-        <w:types>
-          <w:type w:val="bbPlcHdr"/>
-        </w:types>
-        <w:behaviors>
-          <w:behavior w:val="content"/>
-        </w:behaviors>
-        <w:guid w:val="{F81237D8-9457-4612-876D-1DDFF6AE3F7C}"/>
-      </w:docPartPr>
-      <w:docPartBody>
-        <w:p>
-          <w:r>
-            <w:t>LAWN AND LANDSCAPE</w:t>
-          </w:r>
-        </w:p>
-      </w:docPartBody>
-    </w:docPart>
-    <w:docPart>
-      <w:docPartPr>
-        <w:name w:val="43E41E56BCAD4F398D26CAB577FEC96F"/>
-        <w:category>
-          <w:name w:val="General"/>
-          <w:gallery w:val="placeholder"/>
-        </w:category>
-        <w:types>
-          <w:type w:val="bbPlcHdr"/>
-        </w:types>
-        <w:behaviors>
-          <w:behavior w:val="content"/>
-        </w:behaviors>
-        <w:guid w:val="{33DBBEFE-F665-4071-903C-CD47D1043676}"/>
-      </w:docPartPr>
-      <w:docPartBody>
-        <w:p>
-          <w:r>
-            <w:t xml:space="preserve">Take your weekends back. Summer is here! </w:t>
-          </w:r>
-          <w:r>
-            <w:br/>
-            <w:t>Let us do the dirty work so you can enjoy it</w:t>
-          </w:r>
-        </w:p>
-      </w:docPartBody>
-    </w:docPart>
-    <w:docPart>
-      <w:docPartPr>
-        <w:name w:val="12D2760113DA46D88DBC2F644A77FE63"/>
-        <w:category>
-          <w:name w:val="General"/>
-          <w:gallery w:val="placeholder"/>
-        </w:category>
-        <w:types>
-          <w:type w:val="bbPlcHdr"/>
-        </w:types>
-        <w:behaviors>
-          <w:behavior w:val="content"/>
-        </w:behaviors>
-        <w:guid w:val="{6FEBCB48-2650-4FAC-933E-6C25EE4FDEC3}"/>
-      </w:docPartPr>
-      <w:docPartBody>
-        <w:p>
-          <w:r>
-            <w:t>August | 20XX | Issue #10</w:t>
-          </w:r>
-        </w:p>
-      </w:docPartBody>
-    </w:docPart>
-    <w:docPart>
-      <w:docPartPr>
-        <w:name w:val="812C449159EF40118AB1A68C067FBFE9"/>
-        <w:category>
-          <w:name w:val="General"/>
-          <w:gallery w:val="placeholder"/>
-        </w:category>
-        <w:types>
-          <w:type w:val="bbPlcHdr"/>
-        </w:types>
-        <w:behaviors>
-          <w:behavior w:val="content"/>
-        </w:behaviors>
-        <w:guid w:val="{4AE71D65-C787-475C-85B1-4939F9295625}"/>
-      </w:docPartPr>
-      <w:docPartBody>
-        <w:p>
-          <w:r>
-            <w:t>In this issue</w:t>
-          </w:r>
-        </w:p>
-      </w:docPartBody>
-    </w:docPart>
-    <w:docPart>
-      <w:docPartPr>
-        <w:name w:val="80472838ECDF4EB9A0B2DDF30BF05B1F"/>
-        <w:category>
-          <w:name w:val="General"/>
-          <w:gallery w:val="placeholder"/>
-        </w:category>
-        <w:types>
-          <w:type w:val="bbPlcHdr"/>
-        </w:types>
-        <w:behaviors>
-          <w:behavior w:val="content"/>
-        </w:behaviors>
-        <w:guid w:val="{E5669B8E-2679-4047-8196-89D373DAB837}"/>
-      </w:docPartPr>
-      <w:docPartBody>
-        <w:p>
-          <w:r>
-            <w:t>News from the garden</w:t>
-          </w:r>
-        </w:p>
-      </w:docPartBody>
-    </w:docPart>
-    <w:docPart>
-      <w:docPartPr>
-        <w:name w:val="D09BA0008B704E14B4E92F1C7C1D2E5A"/>
-        <w:category>
-          <w:name w:val="General"/>
-          <w:gallery w:val="placeholder"/>
-        </w:category>
-        <w:types>
-          <w:type w:val="bbPlcHdr"/>
-        </w:types>
-        <w:behaviors>
-          <w:behavior w:val="content"/>
-        </w:behaviors>
-        <w:guid w:val="{8403D374-9C26-4B35-86D2-DA1E0BCA5F28}"/>
-      </w:docPartPr>
-      <w:docPartBody>
-        <w:p>
-          <w:r>
-            <w:t>Add description text here to get your subscribers interested in your topic.</w:t>
-          </w:r>
-        </w:p>
-      </w:docPartBody>
-    </w:docPart>
-    <w:docPart>
-      <w:docPartPr>
-        <w:name w:val="4AED05F5BE9C47D7BD33F842EE799A87"/>
-        <w:category>
-          <w:name w:val="General"/>
-          <w:gallery w:val="placeholder"/>
-        </w:category>
-        <w:types>
-          <w:type w:val="bbPlcHdr"/>
-        </w:types>
-        <w:behaviors>
-          <w:behavior w:val="content"/>
-        </w:behaviors>
-        <w:guid w:val="{8963D7FB-159E-4C2C-8064-9421BC9B99EE}"/>
-      </w:docPartPr>
-      <w:docPartBody>
-        <w:p>
-          <w:r>
-            <w:t>Tony’s landscapes and more</w:t>
-          </w:r>
-        </w:p>
-      </w:docPartBody>
-    </w:docPart>
-    <w:docPart>
-      <w:docPartPr>
-        <w:name w:val="1B7879ED75EB4AFBA0DA6CA289E3ACD1"/>
-        <w:category>
-          <w:name w:val="General"/>
-          <w:gallery w:val="placeholder"/>
-        </w:category>
-        <w:types>
-          <w:type w:val="bbPlcHdr"/>
-        </w:types>
-        <w:behaviors>
-          <w:behavior w:val="content"/>
-        </w:behaviors>
-        <w:guid w:val="{74B13EC0-EB0D-45B7-84B8-8F35CED5E09D}"/>
-      </w:docPartPr>
-      <w:docPartBody>
-        <w:p>
-          <w:r>
-            <w:t>Add description text here to get your subscribers interested in your topic.</w:t>
-          </w:r>
-        </w:p>
-      </w:docPartBody>
-    </w:docPart>
-    <w:docPart>
-      <w:docPartPr>
-        <w:name w:val="7C924B030022402C9B85C181413C6CB2"/>
-        <w:category>
-          <w:name w:val="General"/>
-          <w:gallery w:val="placeholder"/>
-        </w:category>
-        <w:types>
-          <w:type w:val="bbPlcHdr"/>
-        </w:types>
-        <w:behaviors>
-          <w:behavior w:val="content"/>
-        </w:behaviors>
-        <w:guid w:val="{B4FD42DB-A7A1-457A-ADA8-C178AC17AA38}"/>
-      </w:docPartPr>
-      <w:docPartBody>
-        <w:p>
-          <w:r>
-            <w:t>Design, construct, and maintain</w:t>
-          </w:r>
-        </w:p>
-      </w:docPartBody>
-    </w:docPart>
-    <w:docPart>
-      <w:docPartPr>
-        <w:name w:val="C4B6A4B88C5A4C578B9E5833F378492B"/>
-        <w:category>
-          <w:name w:val="General"/>
-          <w:gallery w:val="placeholder"/>
-        </w:category>
-        <w:types>
-          <w:type w:val="bbPlcHdr"/>
-        </w:types>
-        <w:behaviors>
-          <w:behavior w:val="content"/>
-        </w:behaviors>
-        <w:guid w:val="{60E977CB-D8DC-416D-A70F-BF7068B4E8C5}"/>
-      </w:docPartPr>
-      <w:docPartBody>
-        <w:p>
-          <w:r>
-            <w:t>Add description text here to get your subscribers interested in your topic</w:t>
-          </w:r>
-        </w:p>
-      </w:docPartBody>
-    </w:docPart>
-    <w:docPart>
-      <w:docPartPr>
-        <w:name w:val="B76D2DC6E6104914A733F422928E5E4E"/>
-        <w:category>
-          <w:name w:val="General"/>
-          <w:gallery w:val="placeholder"/>
-        </w:category>
-        <w:types>
-          <w:type w:val="bbPlcHdr"/>
-        </w:types>
-        <w:behaviors>
-          <w:behavior w:val="content"/>
-        </w:behaviors>
-        <w:guid w:val="{5D566CD8-A896-4788-B52F-23F4329EE45E}"/>
-      </w:docPartPr>
-      <w:docPartBody>
-        <w:p>
-          <w:r>
-            <w:t>News from the garden</w:t>
-          </w:r>
-        </w:p>
-      </w:docPartBody>
-    </w:docPart>
-    <w:docPart>
-      <w:docPartPr>
-        <w:name w:val="A45C69C97CED4DA88040001555031D4D"/>
-        <w:category>
-          <w:name w:val="General"/>
-          <w:gallery w:val="placeholder"/>
-        </w:category>
-        <w:types>
-          <w:type w:val="bbPlcHdr"/>
-        </w:types>
-        <w:behaviors>
-          <w:behavior w:val="content"/>
-        </w:behaviors>
-        <w:guid w:val="{E1F1F823-75AD-458B-9EC8-07B2935B42B3}"/>
-      </w:docPartPr>
-      <w:docPartBody>
-        <w:p>
-          <w:r>
-            <w:t>By Robin Zupanc</w:t>
-          </w:r>
-        </w:p>
-      </w:docPartBody>
-    </w:docPart>
-    <w:docPart>
-      <w:docPartPr>
-        <w:name w:val="968887BF32744BD3ACBA881A31E82E6F"/>
-        <w:category>
-          <w:name w:val="General"/>
-          <w:gallery w:val="placeholder"/>
-        </w:category>
-        <w:types>
-          <w:type w:val="bbPlcHdr"/>
-        </w:types>
-        <w:behaviors>
-          <w:behavior w:val="content"/>
-        </w:behaviors>
-        <w:guid w:val="{7C9DB87E-8A1E-40EF-9816-34CAB7B5FB67}"/>
-      </w:docPartPr>
-      <w:docPartBody>
-        <w:p>
-          <w:r>
-            <w:t>LAWN AND LANDSCAPE</w:t>
-          </w:r>
-        </w:p>
-      </w:docPartBody>
-    </w:docPart>
-    <w:docPart>
-      <w:docPartPr>
-        <w:name w:val="E660BEF9385C4B88B45471DE3E10FC55"/>
-        <w:category>
-          <w:name w:val="General"/>
-          <w:gallery w:val="placeholder"/>
-        </w:category>
-        <w:types>
-          <w:type w:val="bbPlcHdr"/>
-        </w:types>
-        <w:behaviors>
-          <w:behavior w:val="content"/>
-        </w:behaviors>
-        <w:guid w:val="{45188918-6C82-4753-B6E4-3B3FDD1E0ABB}"/>
-      </w:docPartPr>
-      <w:docPartBody>
-        <w:p>
-          <w:pPr>
-            <w:pStyle w:val="E660BEF9385C4B88B45471DE3E10FC55"/>
-          </w:pPr>
-          <w:r>
-            <w:t>Ideas for growing your summer garden</w:t>
-          </w:r>
-        </w:p>
-      </w:docPartBody>
-    </w:docPart>
-    <w:docPart>
-      <w:docPartPr>
-        <w:name w:val="CCFEE421EC874CB5A5D0FD7EF73FCD83"/>
-        <w:category>
-          <w:name w:val="General"/>
-          <w:gallery w:val="placeholder"/>
-        </w:category>
-        <w:types>
-          <w:type w:val="bbPlcHdr"/>
-        </w:types>
-        <w:behaviors>
-          <w:behavior w:val="content"/>
-        </w:behaviors>
-        <w:guid w:val="{789C1CAB-1A56-4D9E-A06F-1BE104847DD2}"/>
-      </w:docPartPr>
-      <w:docPartBody>
-        <w:p>
-          <w:pPr>
-            <w:pStyle w:val="CCFEE421EC874CB5A5D0FD7EF73FCD83"/>
-          </w:pPr>
-          <w:r>
-            <w:t>By Peyton Davis</w:t>
-          </w:r>
-        </w:p>
-      </w:docPartBody>
-    </w:docPart>
-    <w:docPart>
-      <w:docPartPr>
-        <w:name w:val="24AD09D04C13451F96E5BD2127D359AB"/>
-        <w:category>
-          <w:name w:val="General"/>
-          <w:gallery w:val="placeholder"/>
-        </w:category>
-        <w:types>
-          <w:type w:val="bbPlcHdr"/>
-        </w:types>
-        <w:behaviors>
-          <w:behavior w:val="content"/>
-        </w:behaviors>
-        <w:guid w:val="{3E7CB13A-5260-404A-A7A0-87B7B9C2FA88}"/>
-      </w:docPartPr>
-      <w:docPartBody>
-        <w:p>
-          <w:r>
-            <w:t>Newsletters are periodicals used to advertise or update your subscribers with information about your product or blog. They can be printed or emailed and are an excellent way to maintain regular contact with your subscribers and drive traffic to your site. Type the content of your newsletter here.</w:t>
-          </w:r>
-        </w:p>
-        <w:p>
-          <w:r>
-            <w:t>Newsletters are periodicals used to advertise or update your subscribers with information about your product or blog. Type the content of your newsletter here.</w:t>
-          </w:r>
-        </w:p>
-        <w:p>
-          <w:r>
-            <w:t>Newsletters are periodicals used to advertise or update your subscribers with information about your product or blog. They can be printed or emailed and are an excellent way to maintain regular contact with your subscribers and drive traffic to your site. Type the content of your newsletter here.</w:t>
-          </w:r>
-        </w:p>
-        <w:p>
-          <w:r>
-            <w:t>Newsletters are periodicals used to advertise or update your subscribers with information about your product or blog. They can be printed or emailed and are an excellent way to maintain regular contact with your subscribers and drive traffic to your site. Type the content of your newsletter here.</w:t>
-          </w:r>
-        </w:p>
-        <w:p>
-          <w:r>
-            <w:t>Newsletters are periodicals used to advertise or update your subscribers.</w:t>
-          </w:r>
-        </w:p>
-      </w:docPartBody>
-    </w:docPart>
-    <w:docPart>
-      <w:docPartPr>
-        <w:name w:val="BB7F00C6421247B1B798ACD8ADD2E9A4"/>
-        <w:category>
-          <w:name w:val="General"/>
-          <w:gallery w:val="placeholder"/>
-        </w:category>
-        <w:types>
-          <w:type w:val="bbPlcHdr"/>
-        </w:types>
-        <w:behaviors>
-          <w:behavior w:val="content"/>
-        </w:behaviors>
-        <w:guid w:val="{B2BE613E-12DE-4D6F-949F-5DC1D69D9480}"/>
-      </w:docPartPr>
-      <w:docPartBody>
-        <w:p>
-          <w:r>
-            <w:t>Tony’s landscapes and more</w:t>
-          </w:r>
-        </w:p>
-      </w:docPartBody>
-    </w:docPart>
-    <w:docPart>
-      <w:docPartPr>
-        <w:name w:val="DA8B4ABE38504972A232071C31CDBAE7"/>
-        <w:category>
-          <w:name w:val="General"/>
-          <w:gallery w:val="placeholder"/>
-        </w:category>
-        <w:types>
-          <w:type w:val="bbPlcHdr"/>
-        </w:types>
-        <w:behaviors>
-          <w:behavior w:val="content"/>
-        </w:behaviors>
-        <w:guid w:val="{C5261410-9BDD-4822-9F53-D573C12104D2}"/>
-      </w:docPartPr>
-      <w:docPartBody>
-        <w:p>
-          <w:r>
-            <w:t>By Gerd Simonsen</w:t>
-          </w:r>
-        </w:p>
-      </w:docPartBody>
-    </w:docPart>
-    <w:docPart>
-      <w:docPartPr>
-        <w:name w:val="A4844CC241D847408E99C60398375795"/>
-        <w:category>
-          <w:name w:val="General"/>
-          <w:gallery w:val="placeholder"/>
-        </w:category>
-        <w:types>
-          <w:type w:val="bbPlcHdr"/>
-        </w:types>
-        <w:behaviors>
-          <w:behavior w:val="content"/>
-        </w:behaviors>
-        <w:guid w:val="{1EF86BA2-667D-432A-950D-CCFCCE6EDB46}"/>
-      </w:docPartPr>
-      <w:docPartBody>
-        <w:p>
-          <w:r>
-            <w:t>Newsletters are periodicals used to advertise or update your subscribers with information about your product or blog. They can be printed or emailed and are an excellent way to maintain regular contact with your subscribers and drive traffic to your site. Type the content of your newsletter here.</w:t>
-          </w:r>
-        </w:p>
-        <w:p>
-          <w:r>
-            <w:t>Newsletters are periodicals used to advertise or update your subscribers with information about your product or blog. They can be printed or emailed and are an excellent way to maintain regular contact with your subscribers and drive traffic to your site. Type the content of your newsletter here.</w:t>
-          </w:r>
-        </w:p>
-        <w:p>
-          <w:pPr>
-            <w:pStyle w:val="A4844CC241D847408E99C60398375795"/>
-          </w:pPr>
-          <w:r>
-            <w:t>Newsletters are periodicals used to advertise or update your subscribers with information about your product or blog. They can be printed or emailed and are an excellent way to maintain regular contact with your subscribers and drive traffic to your site. Type the content of your newsletter here.</w:t>
-          </w:r>
-        </w:p>
-      </w:docPartBody>
-    </w:docPart>
-    <w:docPart>
-      <w:docPartPr>
-        <w:name w:val="12709DE81C054A8595A5BC2D5F40DA56"/>
-        <w:category>
-          <w:name w:val="General"/>
-          <w:gallery w:val="placeholder"/>
-        </w:category>
-        <w:types>
-          <w:type w:val="bbPlcHdr"/>
-        </w:types>
-        <w:behaviors>
-          <w:behavior w:val="content"/>
-        </w:behaviors>
-        <w:guid w:val="{80F982D3-50B0-4A3E-A8CD-F02E68B57572}"/>
-      </w:docPartPr>
-      <w:docPartBody>
-        <w:p>
-          <w:r>
-            <w:t>Newsletters are periodicals used to advertise or update your subscribers with information about your product or blog. They can be printed or emailed and are an excellent way to maintain regular contact with your subscribers and drive traffic to your site. Type the content of your newsletter here.</w:t>
-          </w:r>
-        </w:p>
-        <w:p>
-          <w:r>
-            <w:t>Newsletters are periodicals used to advertise or update your subscribers with information about your product or blog. Type the content of your newsletter here.</w:t>
-          </w:r>
-        </w:p>
-        <w:p>
-          <w:r>
-            <w:t>Newsletters are periodicals used to advertise or update your subscribers with information about your product or blog. They can be printed or emailed and are an excellent way to maintain regular contact with your subscribers and drive traffic to your site. Type the content of your newsletter here.</w:t>
-          </w:r>
-        </w:p>
-        <w:p>
-          <w:pPr>
-            <w:pStyle w:val="12709DE81C054A8595A5BC2D5F40DA56"/>
-          </w:pPr>
-          <w:r>
-            <w:t xml:space="preserve">Newsletters are periodicals used to advertise or update your subscribers with information about your product or blog. </w:t>
-          </w:r>
-        </w:p>
-      </w:docPartBody>
-    </w:docPart>
-  </w:docParts>
-</w:glossaryDocument>
-</file>
-
-<file path=word/glossary/fontTable.xml><?xml version="1.0" encoding="utf-8"?>
-<w:fonts xmlns:mc="http://schemas.openxmlformats.org/markup-compatibility/2006" xmlns:r="http://schemas.openxmlformats.org/officeDocument/2006/relationships" xmlns:w="http://schemas.openxmlformats.org/wordprocessingml/2006/main" xmlns:w14="http://schemas.microsoft.com/office/word/2010/wordml" xmlns:w15="http://schemas.microsoft.com/office/word/2012/wordml" xmlns:w16cex="http://schemas.microsoft.com/office/word/2018/wordml/cex" xmlns:w16cid="http://schemas.microsoft.com/office/word/2016/wordml/cid" xmlns:w16="http://schemas.microsoft.com/office/word/2018/wordml" xmlns:w16se="http://schemas.microsoft.com/office/word/2015/wordml/symex" mc:Ignorable="w14 w15 w16se w16cid w16 w16cex">
-  <w:font w:name="Century Gothic">
-    <w:panose1 w:val="020B0502020202020204"/>
-    <w:charset w:val="00"/>
-    <w:family w:val="swiss"/>
-    <w:pitch w:val="variable"/>
-    <w:sig w:usb0="00000287" w:usb1="00000000" w:usb2="00000000" w:usb3="00000000" w:csb0="0000009F" w:csb1="00000000"/>
-  </w:font>
-  <w:font w:name="Times New Roman">
-    <w:panose1 w:val="02020603050405020304"/>
-    <w:charset w:val="00"/>
-    <w:family w:val="roman"/>
-    <w:pitch w:val="variable"/>
-    <w:sig w:usb0="E0002AFF" w:usb1="C0007843" w:usb2="00000009" w:usb3="00000000" w:csb0="000001FF" w:csb1="00000000"/>
-  </w:font>
-  <w:font w:name="Garamond">
-    <w:panose1 w:val="02020404030301010803"/>
-    <w:charset w:val="00"/>
-    <w:family w:val="roman"/>
-    <w:pitch w:val="variable"/>
-    <w:sig w:usb0="00000287" w:usb1="00000000" w:usb2="00000000" w:usb3="00000000" w:csb0="0000009F" w:csb1="00000000"/>
-  </w:font>
-  <w:font w:name="Times New Roman (Body CS)">
-    <w:altName w:val="Times New Roman"/>
-    <w:panose1 w:val="00000000000000000000"/>
-    <w:charset w:val="00"/>
-    <w:family w:val="roman"/>
-    <w:notTrueType/>
-    <w:pitch w:val="default"/>
-  </w:font>
-  <w:font w:name="AvenirNext LT Pro Light">
-    <w:altName w:val="Calibri"/>
-    <w:charset w:val="00"/>
-    <w:family w:val="swiss"/>
-    <w:pitch w:val="variable"/>
-    <w:sig w:usb0="00000007" w:usb1="00000000" w:usb2="00000000" w:usb3="00000000" w:csb0="00000093" w:csb1="00000000"/>
-  </w:font>
-  <w:font w:name="Calibri">
-    <w:panose1 w:val="020F0502020204030204"/>
-    <w:charset w:val="00"/>
-    <w:family w:val="swiss"/>
-    <w:pitch w:val="variable"/>
-    <w:sig w:usb0="E00002FF" w:usb1="4000ACFF" w:usb2="00000001" w:usb3="00000000" w:csb0="0000019F" w:csb1="00000000"/>
-  </w:font>
-  <w:font w:name="Calibri Light">
-    <w:panose1 w:val="020F0302020204030204"/>
-    <w:charset w:val="00"/>
-    <w:family w:val="swiss"/>
-    <w:pitch w:val="variable"/>
-    <w:sig w:usb0="E4002EFF" w:usb1="C000247B" w:usb2="00000009" w:usb3="00000000" w:csb0="000001FF" w:csb1="00000000"/>
-  </w:font>
-</w:fonts>
-</file>
-
-<file path=word/glossary/settings2.xml><?xml version="1.0" encoding="utf-8"?>
-<w:settings xmlns:mc="http://schemas.openxmlformats.org/markup-compatibility/2006" xmlns:o="urn:schemas-microsoft-com:office:office" xmlns:r="http://schemas.openxmlformats.org/officeDocument/2006/relationships" xmlns:m="http://schemas.openxmlformats.org/officeDocument/2006/math" xmlns:v="urn:schemas-microsoft-com:vml" xmlns:w10="urn:schemas-microsoft-com:office:word" xmlns:w="http://schemas.openxmlformats.org/wordprocessingml/2006/main" xmlns:w14="http://schemas.microsoft.com/office/word/2010/wordml" xmlns:w15="http://schemas.microsoft.com/office/word/2012/wordml" xmlns:w16cex="http://schemas.microsoft.com/office/word/2018/wordml/cex" xmlns:w16cid="http://schemas.microsoft.com/office/word/2016/wordml/cid" xmlns:w16="http://schemas.microsoft.com/office/word/2018/wordml" xmlns:w16se="http://schemas.microsoft.com/office/word/2015/wordml/symex" xmlns:sl="http://schemas.openxmlformats.org/schemaLibrary/2006/main" mc:Ignorable="w14 w15 w16se w16cid w16 w16cex">
-  <w:view w:val="normal"/>
-  <w:defaultTabStop w:val="720"/>
-  <w:characterSpacingControl w:val="doNotCompress"/>
-  <w:compat>
-    <w:useFELayout/>
-    <w:compatSetting w:name="compatibilityMode" w:uri="http://schemas.microsoft.com/office/word" w:val="15"/>
-    <w:compatSetting w:name="overrideTableStyleFontSizeAndJustification" w:uri="http://schemas.microsoft.com/office/word" w:val="1"/>
-    <w:compatSetting w:name="enableOpenTypeFeatures" w:uri="http://schemas.microsoft.com/office/word" w:val="1"/>
-    <w:compatSetting w:name="doNotFlipMirrorIndents" w:uri="http://schemas.microsoft.com/office/word" w:val="1"/>
-    <w:compatSetting w:name="differentiateMultirowTableHeaders" w:uri="http://schemas.microsoft.com/office/word" w:val="1"/>
-    <w:compatSetting w:name="useWord2013TrackBottomHyphenation" w:uri="http://schemas.microsoft.com/office/word" w:val="0"/>
-  </w:compat>
-  <w:rsids>
-    <w:rsidRoot w:val="007F1F32"/>
-    <w:rsid w:val="00460380"/>
-    <w:rsid w:val="00714AF3"/>
-    <w:rsid w:val="007F1F32"/>
-    <w:rsid w:val="00F27B28"/>
-  </w:rsids>
-  <m:mathPr>
-    <m:mathFont m:val="Cambria Math"/>
-    <m:brkBin m:val="before"/>
-    <m:brkBinSub m:val="--"/>
-    <m:smallFrac m:val="0"/>
-    <m:dispDef/>
-    <m:lMargin m:val="0"/>
-    <m:rMargin m:val="0"/>
-    <m:defJc m:val="centerGroup"/>
-    <m:wrapIndent m:val="1440"/>
-    <m:intLim m:val="subSup"/>
-    <m:naryLim m:val="undOvr"/>
-  </m:mathPr>
-  <w:themeFontLang w:val="en-US"/>
-  <w:clrSchemeMapping w:bg1="light1" w:t1="dark1" w:bg2="light2" w:t2="dark2" w:accent1="accent1" w:accent2="accent2" w:accent3="accent3" w:accent4="accent4" w:accent5="accent5" w:accent6="accent6" w:hyperlink="hyperlink" w:followedHyperlink="followedHyperlink"/>
-  <w:decimalSymbol w:val="."/>
-  <w:listSeparator w:val=","/>
-  <w15:chartTrackingRefBased/>
-</w:settings>
-</file>
-
-<file path=word/glossary/styles2.xml><?xml version="1.0" encoding="utf-8"?>
-<w:styles xmlns:mc="http://schemas.openxmlformats.org/markup-compatibility/2006" xmlns:r="http://schemas.openxmlformats.org/officeDocument/2006/relationships" xmlns:w="http://schemas.openxmlformats.org/wordprocessingml/2006/main" xmlns:w14="http://schemas.microsoft.com/office/word/2010/wordml" xmlns:w15="http://schemas.microsoft.com/office/word/2012/wordml" xmlns:w16cex="http://schemas.microsoft.com/office/word/2018/wordml/cex" xmlns:w16cid="http://schemas.microsoft.com/office/word/2016/wordml/cid" xmlns:w16="http://schemas.microsoft.com/office/word/2018/wordml" xmlns:w16se="http://schemas.microsoft.com/office/word/2015/wordml/symex" mc:Ignorable="w14 w15 w16se w16cid w16 w16cex">
-  <w:docDefaults>
-    <w:rPrDefault>
-      <w:rPr>
-        <w:rFonts w:asciiTheme="minorHAnsi" w:eastAsiaTheme="minorEastAsia" w:hAnsiTheme="minorHAnsi" w:cstheme="minorBidi"/>
-        <w:sz w:val="22"/>
-        <w:szCs w:val="22"/>
-        <w:lang w:val="en-US" w:eastAsia="en-US" w:bidi="ar-SA"/>
-      </w:rPr>
-    </w:rPrDefault>
-    <w:pPrDefault>
-      <w:pPr>
-        <w:spacing w:after="160" w:line="259" w:lineRule="auto"/>
-      </w:pPr>
-    </w:pPrDefault>
-  </w:docDefaults>
-  <w:latentStyles w:defLockedState="0" w:defUIPriority="99" w:defSemiHidden="0" w:defUnhideWhenUsed="0" w:defQFormat="0" w:count="376">
-    <w:lsdException w:name="Normal" w:uiPriority="0" w:qFormat="1"/>
-    <w:lsdException w:name="heading 1" w:uiPriority="9" w:qFormat="1"/>
-    <w:lsdException w:name="heading 2" w:semiHidden="1" w:uiPriority="9" w:unhideWhenUsed="1" w:qFormat="1"/>
-    <w:lsdException w:name="heading 3" w:semiHidden="1" w:uiPriority="9" w:unhideWhenUsed="1" w:qFormat="1"/>
-    <w:lsdException w:name="heading 4" w:semiHidden="1" w:uiPriority="9" w:unhideWhenUsed="1" w:qFormat="1"/>
-    <w:lsdException w:name="heading 5" w:semiHidden="1" w:uiPriority="9" w:unhideWhenUsed="1" w:qFormat="1"/>
-    <w:lsdException w:name="heading 6" w:semiHidden="1" w:uiPriority="9" w:unhideWhenUsed="1" w:qFormat="1"/>
-    <w:lsdException w:name="heading 7" w:semiHidden="1" w:uiPriority="9" w:unhideWhenUsed="1" w:qFormat="1"/>
-    <w:lsdException w:name="heading 8" w:semiHidden="1" w:uiPriority="9" w:unhideWhenUsed="1" w:qFormat="1"/>
-    <w:lsdException w:name="heading 9" w:semiHidden="1" w:uiPriority="9" w:unhideWhenUsed="1" w:qFormat="1"/>
-    <w:lsdException w:name="index 1" w:semiHidden="1" w:unhideWhenUsed="1"/>
-    <w:lsdException w:name="index 2" w:semiHidden="1" w:unhideWhenUsed="1"/>
-    <w:lsdException w:name="index 3" w:semiHidden="1" w:unhideWhenUsed="1"/>
-    <w:lsdException w:name="index 4" w:semiHidden="1" w:unhideWhenUsed="1"/>
-    <w:lsdException w:name="index 5" w:semiHidden="1" w:unhideWhenUsed="1"/>
-    <w:lsdException w:name="index 6" w:semiHidden="1" w:unhideWhenUsed="1"/>
-    <w:lsdException w:name="index 7" w:semiHidden="1" w:unhideWhenUsed="1"/>
-    <w:lsdException w:name="index 8" w:semiHidden="1" w:unhideWhenUsed="1"/>
-    <w:lsdException w:name="index 9" w:semiHidden="1" w:unhideWhenUsed="1"/>
-    <w:lsdException w:name="toc 1" w:semiHidden="1" w:uiPriority="39" w:unhideWhenUsed="1"/>
-    <w:lsdException w:name="toc 2" w:semiHidden="1" w:uiPriority="39" w:unhideWhenUsed="1"/>
-    <w:lsdException w:name="toc 3" w:semiHidden="1" w:uiPriority="39" w:unhideWhenUsed="1"/>
-    <w:lsdException w:name="toc 4" w:semiHidden="1" w:uiPriority="39" w:unhideWhenUsed="1"/>
-    <w:lsdException w:name="toc 5" w:semiHidden="1" w:uiPriority="39" w:unhideWhenUsed="1"/>
-    <w:lsdException w:name="toc 6" w:semiHidden="1" w:uiPriority="39" w:unhideWhenUsed="1"/>
-    <w:lsdException w:name="toc 7" w:semiHidden="1" w:uiPriority="39" w:unhideWhenUsed="1"/>
-    <w:lsdException w:name="toc 8" w:semiHidden="1" w:uiPriority="39" w:unhideWhenUsed="1"/>
-    <w:lsdException w:name="toc 9" w:semiHidden="1" w:uiPriority="39" w:unhideWhenUsed="1"/>
-    <w:lsdException w:name="Normal Indent" w:semiHidden="1" w:unhideWhenUsed="1"/>
-    <w:lsdException w:name="footnote text" w:semiHidden="1" w:unhideWhenUsed="1"/>
-    <w:lsdException w:name="annotation text" w:semiHidden="1" w:unhideWhenUsed="1"/>
-    <w:lsdException w:name="header" w:semiHidden="1" w:unhideWhenUsed="1"/>
-    <w:lsdException w:name="footer" w:semiHidden="1" w:unhideWhenUsed="1"/>
-    <w:lsdException w:name="index heading" w:semiHidden="1" w:unhideWhenUsed="1"/>
-    <w:lsdException w:name="caption" w:semiHidden="1" w:uiPriority="35" w:unhideWhenUsed="1" w:qFormat="1"/>
-    <w:lsdException w:name="table of figures" w:semiHidden="1" w:unhideWhenUsed="1"/>
-    <w:lsdException w:name="envelope address" w:semiHidden="1" w:unhideWhenUsed="1"/>
-    <w:lsdException w:name="envelope return" w:semiHidden="1" w:unhideWhenUsed="1"/>
-    <w:lsdException w:name="footnote reference" w:semiHidden="1" w:unhideWhenUsed="1"/>
-    <w:lsdException w:name="annotation reference" w:semiHidden="1" w:unhideWhenUsed="1"/>
-    <w:lsdException w:name="line number" w:semiHidden="1" w:unhideWhenUsed="1"/>
-    <w:lsdException w:name="page number" w:semiHidden="1" w:unhideWhenUsed="1"/>
-    <w:lsdException w:name="endnote reference" w:semiHidden="1" w:unhideWhenUsed="1"/>
-    <w:lsdException w:name="endnote text" w:semiHidden="1" w:unhideWhenUsed="1"/>
-    <w:lsdException w:name="table of authorities" w:semiHidden="1" w:unhideWhenUsed="1"/>
-    <w:lsdException w:name="macro" w:semiHidden="1" w:unhideWhenUsed="1"/>
-    <w:lsdException w:name="toa heading" w:semiHidden="1" w:unhideWhenUsed="1"/>
-    <w:lsdException w:name="List" w:semiHidden="1" w:unhideWhenUsed="1"/>
-    <w:lsdException w:name="List Bullet" w:semiHidden="1" w:unhideWhenUsed="1"/>
-    <w:lsdException w:name="List Number" w:semiHidden="1" w:unhideWhenUsed="1"/>
-    <w:lsdException w:name="List 2" w:semiHidden="1" w:unhideWhenUsed="1"/>
-    <w:lsdException w:name="List 3" w:semiHidden="1" w:unhideWhenUsed="1"/>
-    <w:lsdException w:name="List 4" w:semiHidden="1" w:unhideWhenUsed="1"/>
-    <w:lsdException w:name="List 5" w:semiHidden="1" w:unhideWhenUsed="1"/>
-    <w:lsdException w:name="List Bullet 2" w:semiHidden="1" w:unhideWhenUsed="1"/>
-    <w:lsdException w:name="List Bullet 3" w:semiHidden="1" w:unhideWhenUsed="1"/>
-    <w:lsdException w:name="List Bullet 4" w:semiHidden="1" w:unhideWhenUsed="1"/>
-    <w:lsdException w:name="List Bullet 5" w:semiHidden="1" w:unhideWhenUsed="1"/>
-    <w:lsdException w:name="List Number 2" w:semiHidden="1" w:unhideWhenUsed="1"/>
-    <w:lsdException w:name="List Number 3" w:semiHidden="1" w:unhideWhenUsed="1"/>
-    <w:lsdException w:name="List Number 4" w:semiHidden="1" w:unhideWhenUsed="1"/>
-    <w:lsdException w:name="List Number 5" w:semiHidden="1" w:unhideWhenUsed="1"/>
-    <w:lsdException w:name="Title" w:uiPriority="10" w:qFormat="1"/>
-    <w:lsdException w:name="Closing" w:semiHidden="1" w:unhideWhenUsed="1"/>
-    <w:lsdException w:name="Signature" w:semiHidden="1" w:unhideWhenUsed="1"/>
-    <w:lsdException w:name="Default Paragraph Font" w:semiHidden="1" w:uiPriority="1" w:unhideWhenUsed="1"/>
-    <w:lsdException w:name="Body Text" w:semiHidden="1" w:unhideWhenUsed="1"/>
-    <w:lsdException w:name="Body Text Indent" w:semiHidden="1" w:unhideWhenUsed="1"/>
-    <w:lsdException w:name="List Continue" w:semiHidden="1" w:unhideWhenUsed="1"/>
-    <w:lsdException w:name="List Continue 2" w:semiHidden="1" w:unhideWhenUsed="1"/>
-    <w:lsdException w:name="List Continue 3" w:semiHidden="1" w:unhideWhenUsed="1"/>
-    <w:lsdException w:name="List Continue 4" w:semiHidden="1" w:unhideWhenUsed="1"/>
-    <w:lsdException w:name="List Continue 5" w:semiHidden="1" w:unhideWhenUsed="1"/>
-    <w:lsdException w:name="Message Header" w:semiHidden="1" w:unhideWhenUsed="1"/>
-    <w:lsdException w:name="Subtitle" w:uiPriority="11" w:qFormat="1"/>
-    <w:lsdException w:name="Salutation" w:semiHidden="1" w:unhideWhenUsed="1"/>
-    <w:lsdException w:name="Date" w:semiHidden="1" w:unhideWhenUsed="1"/>
-    <w:lsdException w:name="Body Text First Indent" w:semiHidden="1" w:unhideWhenUsed="1"/>
-    <w:lsdException w:name="Body Text First Indent 2" w:semiHidden="1" w:unhideWhenUsed="1"/>
-    <w:lsdException w:name="Note Heading" w:semiHidden="1" w:unhideWhenUsed="1"/>
-    <w:lsdException w:name="Body Text 2" w:semiHidden="1" w:unhideWhenUsed="1"/>
-    <w:lsdException w:name="Body Text 3" w:semiHidden="1" w:unhideWhenUsed="1"/>
-    <w:lsdException w:name="Body Text Indent 2" w:semiHidden="1" w:unhideWhenUsed="1"/>
-    <w:lsdException w:name="Body Text Indent 3" w:semiHidden="1" w:unhideWhenUsed="1"/>
-    <w:lsdException w:name="Block Text" w:semiHidden="1" w:unhideWhenUsed="1"/>
-    <w:lsdException w:name="Hyperlink" w:semiHidden="1" w:unhideWhenUsed="1"/>
-    <w:lsdException w:name="FollowedHyperlink" w:semiHidden="1" w:unhideWhenUsed="1"/>
-    <w:lsdException w:name="Strong" w:uiPriority="22" w:qFormat="1"/>
-    <w:lsdException w:name="Emphasis" w:uiPriority="20" w:qFormat="1"/>
-    <w:lsdException w:name="Document Map" w:semiHidden="1" w:unhideWhenUsed="1"/>
-    <w:lsdException w:name="Plain Text" w:semiHidden="1" w:unhideWhenUsed="1"/>
-    <w:lsdException w:name="E-mail Signature" w:semiHidden="1" w:unhideWhenUsed="1"/>
-    <w:lsdException w:name="HTML Top of Form" w:semiHidden="1" w:unhideWhenUsed="1"/>
-    <w:lsdException w:name="HTML Bottom of Form" w:semiHidden="1" w:unhideWhenUsed="1"/>
-    <w:lsdException w:name="Normal (Web)" w:semiHidden="1" w:unhideWhenUsed="1"/>
-    <w:lsdException w:name="HTML Acronym" w:semiHidden="1" w:unhideWhenUsed="1"/>
-    <w:lsdException w:name="HTML Address" w:semiHidden="1" w:unhideWhenUsed="1"/>
-    <w:lsdException w:name="HTML Cite" w:semiHidden="1" w:unhideWhenUsed="1"/>
-    <w:lsdException w:name="HTML Code" w:semiHidden="1" w:unhideWhenUsed="1"/>
-    <w:lsdException w:name="HTML Definition" w:semiHidden="1" w:unhideWhenUsed="1"/>
-    <w:lsdException w:name="HTML Keyboard" w:semiHidden="1" w:unhideWhenUsed="1"/>
-    <w:lsdException w:name="HTML Preformatted" w:semiHidden="1" w:unhideWhenUsed="1"/>
-    <w:lsdException w:name="HTML Sample" w:semiHidden="1" w:unhideWhenUsed="1"/>
-    <w:lsdException w:name="HTML Typewriter" w:semiHidden="1" w:unhideWhenUsed="1"/>
-    <w:lsdException w:name="HTML Variable" w:semiHidden="1" w:unhideWhenUsed="1"/>
-    <w:lsdException w:name="Normal Table" w:semiHidden="1" w:unhideWhenUsed="1"/>
-    <w:lsdException w:name="annotation subject" w:semiHidden="1" w:unhideWhenUsed="1"/>
-    <w:lsdException w:name="No List" w:semiHidden="1" w:unhideWhenUsed="1"/>
-    <w:lsdException w:name="Outline List 1" w:semiHidden="1" w:unhideWhenUsed="1"/>
-    <w:lsdException w:name="Outline List 2" w:semiHidden="1" w:unhideWhenUsed="1"/>
-    <w:lsdException w:name="Outline List 3" w:semiHidden="1" w:unhideWhenUsed="1"/>
-    <w:lsdException w:name="Table Simple 1" w:semiHidden="1" w:unhideWhenUsed="1"/>
-    <w:lsdException w:name="Table Simple 2" w:semiHidden="1" w:unhideWhenUsed="1"/>
-    <w:lsdException w:name="Table Simple 3" w:semiHidden="1" w:unhideWhenUsed="1"/>
-    <w:lsdException w:name="Table Classic 1" w:semiHidden="1" w:unhideWhenUsed="1"/>
-    <w:lsdException w:name="Table Classic 2" w:semiHidden="1" w:unhideWhenUsed="1"/>
-    <w:lsdException w:name="Table Classic 3" w:semiHidden="1" w:unhideWhenUsed="1"/>
-    <w:lsdException w:name="Table Classic 4" w:semiHidden="1" w:unhideWhenUsed="1"/>
-    <w:lsdException w:name="Table Colorful 1" w:semiHidden="1" w:unhideWhenUsed="1"/>
-    <w:lsdException w:name="Table Colorful 2" w:semiHidden="1" w:unhideWhenUsed="1"/>
-    <w:lsdException w:name="Table Colorful 3" w:semiHidden="1" w:unhideWhenUsed="1"/>
-    <w:lsdException w:name="Table Columns 1" w:semiHidden="1" w:unhideWhenUsed="1"/>
-    <w:lsdException w:name="Table Columns 2" w:semiHidden="1" w:unhideWhenUsed="1"/>
-    <w:lsdException w:name="Table Columns 3" w:semiHidden="1" w:unhideWhenUsed="1"/>
-    <w:lsdException w:name="Table Columns 4" w:semiHidden="1" w:unhideWhenUsed="1"/>
-    <w:lsdException w:name="Table Columns 5" w:semiHidden="1" w:unhideWhenUsed="1"/>
-    <w:lsdException w:name="Table Grid 1" w:semiHidden="1" w:unhideWhenUsed="1"/>
-    <w:lsdException w:name="Table Grid 2" w:semiHidden="1" w:unhideWhenUsed="1"/>
-    <w:lsdException w:name="Table Grid 3" w:semiHidden="1" w:unhideWhenUsed="1"/>
-    <w:lsdException w:name="Table Grid 4" w:semiHidden="1" w:unhideWhenUsed="1"/>
-    <w:lsdException w:name="Table Grid 5" w:semiHidden="1" w:unhideWhenUsed="1"/>
-    <w:lsdException w:name="Table Grid 6" w:semiHidden="1" w:unhideWhenUsed="1"/>
-    <w:lsdException w:name="Table Grid 7" w:semiHidden="1" w:unhideWhenUsed="1"/>
-    <w:lsdException w:name="Table Grid 8" w:semiHidden="1" w:unhideWhenUsed="1"/>
-    <w:lsdException w:name="Table List 1" w:semiHidden="1" w:unhideWhenUsed="1"/>
-    <w:lsdException w:name="Table List 2" w:semiHidden="1" w:unhideWhenUsed="1"/>
-    <w:lsdException w:name="Table List 3" w:semiHidden="1" w:unhideWhenUsed="1"/>
-    <w:lsdException w:name="Table List 4" w:semiHidden="1" w:unhideWhenUsed="1"/>
-    <w:lsdException w:name="Table List 5" w:semiHidden="1" w:unhideWhenUsed="1"/>
-    <w:lsdException w:name="Table List 6" w:semiHidden="1" w:unhideWhenUsed="1"/>
-    <w:lsdException w:name="Table List 7" w:semiHidden="1" w:unhideWhenUsed="1"/>
-    <w:lsdException w:name="Table List 8" w:semiHidden="1" w:unhideWhenUsed="1"/>
-    <w:lsdException w:name="Table 3D effects 1" w:semiHidden="1" w:unhideWhenUsed="1"/>
-    <w:lsdException w:name="Table 3D effects 2" w:semiHidden="1" w:unhideWhenUsed="1"/>
-    <w:lsdException w:name="Table 3D effects 3" w:semiHidden="1" w:unhideWhenUsed="1"/>
-    <w:lsdException w:name="Table Contemporary" w:semiHidden="1" w:unhideWhenUsed="1"/>
-    <w:lsdException w:name="Table Elegant" w:semiHidden="1" w:unhideWhenUsed="1"/>
-    <w:lsdException w:name="Table Professional" w:semiHidden="1" w:unhideWhenUsed="1"/>
-    <w:lsdException w:name="Table Subtle 1" w:semiHidden="1" w:unhideWhenUsed="1"/>
-    <w:lsdException w:name="Table Subtle 2" w:semiHidden="1" w:unhideWhenUsed="1"/>
-    <w:lsdException w:name="Table Web 1" w:semiHidden="1" w:unhideWhenUsed="1"/>
-    <w:lsdException w:name="Table Web 2" w:semiHidden="1" w:unhideWhenUsed="1"/>
-    <w:lsdException w:name="Table Web 3" w:semiHidden="1" w:unhideWhenUsed="1"/>
-    <w:lsdException w:name="Balloon Text" w:semiHidden="1" w:unhideWhenUsed="1"/>
-    <w:lsdException w:name="Table Grid" w:uiPriority="39"/>
-    <w:lsdException w:name="Table Theme" w:semiHidden="1" w:unhideWhenUsed="1"/>
-    <w:lsdException w:name="Placeholder Text" w:semiHidden="1"/>
-    <w:lsdException w:name="No Spacing" w:uiPriority="1" w:qFormat="1"/>
-    <w:lsdException w:name="Light Shading" w:uiPriority="60"/>
-    <w:lsdException w:name="Light List" w:uiPriority="61"/>
-    <w:lsdException w:name="Light Grid" w:uiPriority="62"/>
-    <w:lsdException w:name="Medium Shading 1" w:uiPriority="63"/>
-    <w:lsdException w:name="Medium Shading 2" w:uiPriority="64"/>
-    <w:lsdException w:name="Medium List 1" w:uiPriority="65"/>
-    <w:lsdException w:name="Medium List 2" w:uiPriority="66"/>
-    <w:lsdException w:name="Medium Grid 1" w:uiPriority="67"/>
-    <w:lsdException w:name="Medium Grid 2" w:uiPriority="68"/>
-    <w:lsdException w:name="Medium Grid 3" w:uiPriority="69"/>
-    <w:lsdException w:name="Dark List" w:uiPriority="70"/>
-    <w:lsdException w:name="Colorful Shading" w:uiPriority="71"/>
-    <w:lsdException w:name="Colorful List" w:uiPriority="72"/>
-    <w:lsdException w:name="Colorful Grid" w:uiPriority="73"/>
-    <w:lsdException w:name="Light Shading Accent 1" w:uiPriority="60"/>
-    <w:lsdException w:name="Light List Accent 1" w:uiPriority="61"/>
-    <w:lsdException w:name="Light Grid Accent 1" w:uiPriority="62"/>
-    <w:lsdException w:name="Medium Shading 1 Accent 1" w:uiPriority="63"/>
-    <w:lsdException w:name="Medium Shading 2 Accent 1" w:uiPriority="64"/>
-    <w:lsdException w:name="Medium List 1 Accent 1" w:uiPriority="65"/>
-    <w:lsdException w:name="Revision" w:semiHidden="1"/>
-    <w:lsdException w:name="List Paragraph" w:uiPriority="34" w:qFormat="1"/>
-    <w:lsdException w:name="Quote" w:uiPriority="29" w:qFormat="1"/>
-    <w:lsdException w:name="Intense Quote" w:uiPriority="30" w:qFormat="1"/>
-    <w:lsdException w:name="Medium List 2 Accent 1" w:uiPriority="66"/>
-    <w:lsdException w:name="Medium Grid 1 Accent 1" w:uiPriority="67"/>
-    <w:lsdException w:name="Medium Grid 2 Accent 1" w:uiPriority="68"/>
-    <w:lsdException w:name="Medium Grid 3 Accent 1" w:uiPriority="69"/>
-    <w:lsdException w:name="Dark List Accent 1" w:uiPriority="70"/>
-    <w:lsdException w:name="Colorful Shading Accent 1" w:uiPriority="71"/>
-    <w:lsdException w:name="Colorful List Accent 1" w:uiPriority="72"/>
-    <w:lsdException w:name="Colorful Grid Accent 1" w:uiPriority="73"/>
-    <w:lsdException w:name="Light Shading Accent 2" w:uiPriority="60"/>
-    <w:lsdException w:name="Light List Accent 2" w:uiPriority="61"/>
-    <w:lsdException w:name="Light Grid Accent 2" w:uiPriority="62"/>
-    <w:lsdException w:name="Medium Shading 1 Accent 2" w:uiPriority="63"/>
-    <w:lsdException w:name="Medium Shading 2 Accent 2" w:uiPriority="64"/>
-    <w:lsdException w:name="Medium List 1 Accent 2" w:uiPriority="65"/>
-    <w:lsdException w:name="Medium List 2 Accent 2" w:uiPriority="66"/>
-    <w:lsdException w:name="Medium Grid 1 Accent 2" w:uiPriority="67"/>
-    <w:lsdException w:name="Medium Grid 2 Accent 2" w:uiPriority="68"/>
-    <w:lsdException w:name="Medium Grid 3 Accent 2" w:uiPriority="69"/>
-    <w:lsdException w:name="Dark List Accent 2" w:uiPriority="70"/>
-    <w:lsdException w:name="Colorful Shading Accent 2" w:uiPriority="71"/>
-    <w:lsdException w:name="Colorful List Accent 2" w:uiPriority="72"/>
-    <w:lsdException w:name="Colorful Grid Accent 2" w:uiPriority="73"/>
-    <w:lsdException w:name="Light Shading Accent 3" w:uiPriority="60"/>
-    <w:lsdException w:name="Light List Accent 3" w:uiPriority="61"/>
-    <w:lsdException w:name="Light Grid Accent 3" w:uiPriority="62"/>
-    <w:lsdException w:name="Medium Shading 1 Accent 3" w:uiPriority="63"/>
-    <w:lsdException w:name="Medium Shading 2 Accent 3" w:uiPriority="64"/>
-    <w:lsdException w:name="Medium List 1 Accent 3" w:uiPriority="65"/>
-    <w:lsdException w:name="Medium List 2 Accent 3" w:uiPriority="66"/>
-    <w:lsdException w:name="Medium Grid 1 Accent 3" w:uiPriority="67"/>
-    <w:lsdException w:name="Medium Grid 2 Accent 3" w:uiPriority="68"/>
-    <w:lsdException w:name="Medium Grid 3 Accent 3" w:uiPriority="69"/>
-    <w:lsdException w:name="Dark List Accent 3" w:uiPriority="70"/>
-    <w:lsdException w:name="Colorful Shading Accent 3" w:uiPriority="71"/>
-    <w:lsdException w:name="Colorful List Accent 3" w:uiPriority="72"/>
-    <w:lsdException w:name="Colorful Grid Accent 3" w:uiPriority="73"/>
-    <w:lsdException w:name="Light Shading Accent 4" w:uiPriority="60"/>
-    <w:lsdException w:name="Light List Accent 4" w:uiPriority="61"/>
-    <w:lsdException w:name="Light Grid Accent 4" w:uiPriority="62"/>
-    <w:lsdException w:name="Medium Shading 1 Accent 4" w:uiPriority="63"/>
-    <w:lsdException w:name="Medium Shading 2 Accent 4" w:uiPriority="64"/>
-    <w:lsdException w:name="Medium List 1 Accent 4" w:uiPriority="65"/>
-    <w:lsdException w:name="Medium List 2 Accent 4" w:uiPriority="66"/>
-    <w:lsdException w:name="Medium Grid 1 Accent 4" w:uiPriority="67"/>
-    <w:lsdException w:name="Medium Grid 2 Accent 4" w:uiPriority="68"/>
-    <w:lsdException w:name="Medium Grid 3 Accent 4" w:uiPriority="69"/>
-    <w:lsdException w:name="Dark List Accent 4" w:uiPriority="70"/>
-    <w:lsdException w:name="Colorful Shading Accent 4" w:uiPriority="71"/>
-    <w:lsdException w:name="Colorful List Accent 4" w:uiPriority="72"/>
-    <w:lsdException w:name="Colorful Grid Accent 4" w:uiPriority="73"/>
-    <w:lsdException w:name="Light Shading Accent 5" w:uiPriority="60"/>
-    <w:lsdException w:name="Light List Accent 5" w:uiPriority="61"/>
-    <w:lsdException w:name="Light Grid Accent 5" w:uiPriority="62"/>
-    <w:lsdException w:name="Medium Shading 1 Accent 5" w:uiPriority="63"/>
-    <w:lsdException w:name="Medium Shading 2 Accent 5" w:uiPriority="64"/>
-    <w:lsdException w:name="Medium List 1 Accent 5" w:uiPriority="65"/>
-    <w:lsdException w:name="Medium List 2 Accent 5" w:uiPriority="66"/>
-    <w:lsdException w:name="Medium Grid 1 Accent 5" w:uiPriority="67"/>
-    <w:lsdException w:name="Medium Grid 2 Accent 5" w:uiPriority="68"/>
-    <w:lsdException w:name="Medium Grid 3 Accent 5" w:uiPriority="69"/>
-    <w:lsdException w:name="Dark List Accent 5" w:uiPriority="70"/>
-    <w:lsdException w:name="Colorful Shading Accent 5" w:uiPriority="71"/>
-    <w:lsdException w:name="Colorful List Accent 5" w:uiPriority="72"/>
-    <w:lsdException w:name="Colorful Grid Accent 5" w:uiPriority="73"/>
-    <w:lsdException w:name="Light Shading Accent 6" w:uiPriority="60"/>
-    <w:lsdException w:name="Light List Accent 6" w:uiPriority="61"/>
-    <w:lsdException w:name="Light Grid Accent 6" w:uiPriority="62"/>
-    <w:lsdException w:name="Medium Shading 1 Accent 6" w:uiPriority="63"/>
-    <w:lsdException w:name="Medium Shading 2 Accent 6" w:uiPriority="64"/>
-    <w:lsdException w:name="Medium List 1 Accent 6" w:uiPriority="65"/>
-    <w:lsdException w:name="Medium List 2 Accent 6" w:uiPriority="66"/>
-    <w:lsdException w:name="Medium Grid 1 Accent 6" w:uiPriority="67"/>
-    <w:lsdException w:name="Medium Grid 2 Accent 6" w:uiPriority="68"/>
-    <w:lsdException w:name="Medium Grid 3 Accent 6" w:uiPriority="69"/>
-    <w:lsdException w:name="Dark List Accent 6" w:uiPriority="70"/>
-    <w:lsdException w:name="Colorful Shading Accent 6" w:uiPriority="71"/>
-    <w:lsdException w:name="Colorful List Accent 6" w:uiPriority="72"/>
-    <w:lsdException w:name="Colorful Grid Accent 6" w:uiPriority="73"/>
-    <w:lsdException w:name="Subtle Emphasis" w:uiPriority="19" w:qFormat="1"/>
-    <w:lsdException w:name="Intense Emphasis" w:uiPriority="21" w:qFormat="1"/>
-    <w:lsdException w:name="Subtle Reference" w:uiPriority="31" w:qFormat="1"/>
-    <w:lsdException w:name="Intense Reference" w:uiPriority="32" w:qFormat="1"/>
-    <w:lsdException w:name="Book Title" w:uiPriority="33" w:qFormat="1"/>
-    <w:lsdException w:name="Bibliography" w:semiHidden="1" w:uiPriority="37" w:unhideWhenUsed="1"/>
-    <w:lsdException w:name="TOC Heading" w:semiHidden="1" w:uiPriority="39" w:unhideWhenUsed="1" w:qFormat="1"/>
-    <w:lsdException w:name="Plain Table 1" w:uiPriority="41"/>
-    <w:lsdException w:name="Plain Table 2" w:uiPriority="42"/>
-    <w:lsdException w:name="Plain Table 3" w:uiPriority="43"/>
-    <w:lsdException w:name="Plain Table 4" w:uiPriority="44"/>
-    <w:lsdException w:name="Plain Table 5" w:uiPriority="45"/>
-    <w:lsdException w:name="Grid Table Light" w:uiPriority="40"/>
-    <w:lsdException w:name="Grid Table 1 Light" w:uiPriority="46"/>
-    <w:lsdException w:name="Grid Table 2" w:uiPriority="47"/>
-    <w:lsdException w:name="Grid Table 3" w:uiPriority="48"/>
-    <w:lsdException w:name="Grid Table 4" w:uiPriority="49"/>
-    <w:lsdException w:name="Grid Table 5 Dark" w:uiPriority="50"/>
-    <w:lsdException w:name="Grid Table 6 Colorful" w:uiPriority="51"/>
-    <w:lsdException w:name="Grid Table 7 Colorful" w:uiPriority="52"/>
-    <w:lsdException w:name="Grid Table 1 Light Accent 1" w:uiPriority="46"/>
-    <w:lsdException w:name="Grid Table 2 Accent 1" w:uiPriority="47"/>
-    <w:lsdException w:name="Grid Table 3 Accent 1" w:uiPriority="48"/>
-    <w:lsdException w:name="Grid Table 4 Accent 1" w:uiPriority="49"/>
-    <w:lsdException w:name="Grid Table 5 Dark Accent 1" w:uiPriority="50"/>
-    <w:lsdException w:name="Grid Table 6 Colorful Accent 1" w:uiPriority="51"/>
-    <w:lsdException w:name="Grid Table 7 Colorful Accent 1" w:uiPriority="52"/>
-    <w:lsdException w:name="Grid Table 1 Light Accent 2" w:uiPriority="46"/>
-    <w:lsdException w:name="Grid Table 2 Accent 2" w:uiPriority="47"/>
-    <w:lsdException w:name="Grid Table 3 Accent 2" w:uiPriority="48"/>
-    <w:lsdException w:name="Grid Table 4 Accent 2" w:uiPriority="49"/>
-    <w:lsdException w:name="Grid Table 5 Dark Accent 2" w:uiPriority="50"/>
-    <w:lsdException w:name="Grid Table 6 Colorful Accent 2" w:uiPriority="51"/>
-    <w:lsdException w:name="Grid Table 7 Colorful Accent 2" w:uiPriority="52"/>
-    <w:lsdException w:name="Grid Table 1 Light Accent 3" w:uiPriority="46"/>
-    <w:lsdException w:name="Grid Table 2 Accent 3" w:uiPriority="47"/>
-    <w:lsdException w:name="Grid Table 3 Accent 3" w:uiPriority="48"/>
-    <w:lsdException w:name="Grid Table 4 Accent 3" w:uiPriority="49"/>
-    <w:lsdException w:name="Grid Table 5 Dark Accent 3" w:uiPriority="50"/>
-    <w:lsdException w:name="Grid Table 6 Colorful Accent 3" w:uiPriority="51"/>
-    <w:lsdException w:name="Grid Table 7 Colorful Accent 3" w:uiPriority="52"/>
-    <w:lsdException w:name="Grid Table 1 Light Accent 4" w:uiPriority="46"/>
-    <w:lsdException w:name="Grid Table 2 Accent 4" w:uiPriority="47"/>
-    <w:lsdException w:name="Grid Table 3 Accent 4" w:uiPriority="48"/>
-    <w:lsdException w:name="Grid Table 4 Accent 4" w:uiPriority="49"/>
-    <w:lsdException w:name="Grid Table 5 Dark Accent 4" w:uiPriority="50"/>
-    <w:lsdException w:name="Grid Table 6 Colorful Accent 4" w:uiPriority="51"/>
-    <w:lsdException w:name="Grid Table 7 Colorful Accent 4" w:uiPriority="52"/>
-    <w:lsdException w:name="Grid Table 1 Light Accent 5" w:uiPriority="46"/>
-    <w:lsdException w:name="Grid Table 2 Accent 5" w:uiPriority="47"/>
-    <w:lsdException w:name="Grid Table 3 Accent 5" w:uiPriority="48"/>
-    <w:lsdException w:name="Grid Table 4 Accent 5" w:uiPriority="49"/>
-    <w:lsdException w:name="Grid Table 5 Dark Accent 5" w:uiPriority="50"/>
-    <w:lsdException w:name="Grid Table 6 Colorful Accent 5" w:uiPriority="51"/>
-    <w:lsdException w:name="Grid Table 7 Colorful Accent 5" w:uiPriority="52"/>
-    <w:lsdException w:name="Grid Table 1 Light Accent 6" w:uiPriority="46"/>
-    <w:lsdException w:name="Grid Table 2 Accent 6" w:uiPriority="47"/>
-    <w:lsdException w:name="Grid Table 3 Accent 6" w:uiPriority="48"/>
-    <w:lsdException w:name="Grid Table 4 Accent 6" w:uiPriority="49"/>
-    <w:lsdException w:name="Grid Table 5 Dark Accent 6" w:uiPriority="50"/>
-    <w:lsdException w:name="Grid Table 6 Colorful Accent 6" w:uiPriority="51"/>
-    <w:lsdException w:name="Grid Table 7 Colorful Accent 6" w:uiPriority="52"/>
-    <w:lsdException w:name="List Table 1 Light" w:uiPriority="46"/>
-    <w:lsdException w:name="List Table 2" w:uiPriority="47"/>
-    <w:lsdException w:name="List Table 3" w:uiPriority="48"/>
-    <w:lsdException w:name="List Table 4" w:uiPriority="49"/>
-    <w:lsdException w:name="List Table 5 Dark" w:uiPriority="50"/>
-    <w:lsdException w:name="List Table 6 Colorful" w:uiPriority="51"/>
-    <w:lsdException w:name="List Table 7 Colorful" w:uiPriority="52"/>
-    <w:lsdException w:name="List Table 1 Light Accent 1" w:uiPriority="46"/>
-    <w:lsdException w:name="List Table 2 Accent 1" w:uiPriority="47"/>
-    <w:lsdException w:name="List Table 3 Accent 1" w:uiPriority="48"/>
-    <w:lsdException w:name="List Table 4 Accent 1" w:uiPriority="49"/>
-    <w:lsdException w:name="List Table 5 Dark Accent 1" w:uiPriority="50"/>
-    <w:lsdException w:name="List Table 6 Colorful Accent 1" w:uiPriority="51"/>
-    <w:lsdException w:name="List Table 7 Colorful Accent 1" w:uiPriority="52"/>
-    <w:lsdException w:name="List Table 1 Light Accent 2" w:uiPriority="46"/>
-    <w:lsdException w:name="List Table 2 Accent 2" w:uiPriority="47"/>
-    <w:lsdException w:name="List Table 3 Accent 2" w:uiPriority="48"/>
-    <w:lsdException w:name="List Table 4 Accent 2" w:uiPriority="49"/>
-    <w:lsdException w:name="List Table 5 Dark Accent 2" w:uiPriority="50"/>
-    <w:lsdException w:name="List Table 6 Colorful Accent 2" w:uiPriority="51"/>
-    <w:lsdException w:name="List Table 7 Colorful Accent 2" w:uiPriority="52"/>
-    <w:lsdException w:name="List Table 1 Light Accent 3" w:uiPriority="46"/>
-    <w:lsdException w:name="List Table 2 Accent 3" w:uiPriority="47"/>
-    <w:lsdException w:name="List Table 3 Accent 3" w:uiPriority="48"/>
-    <w:lsdException w:name="List Table 4 Accent 3" w:uiPriority="49"/>
-    <w:lsdException w:name="List Table 5 Dark Accent 3" w:uiPriority="50"/>
-    <w:lsdException w:name="List Table 6 Colorful Accent 3" w:uiPriority="51"/>
-    <w:lsdException w:name="List Table 7 Colorful Accent 3" w:uiPriority="52"/>
-    <w:lsdException w:name="List Table 1 Light Accent 4" w:uiPriority="46"/>
-    <w:lsdException w:name="List Table 2 Accent 4" w:uiPriority="47"/>
-    <w:lsdException w:name="List Table 3 Accent 4" w:uiPriority="48"/>
-    <w:lsdException w:name="List Table 4 Accent 4" w:uiPriority="49"/>
-    <w:lsdException w:name="List Table 5 Dark Accent 4" w:uiPriority="50"/>
-    <w:lsdException w:name="List Table 6 Colorful Accent 4" w:uiPriority="51"/>
-    <w:lsdException w:name="List Table 7 Colorful Accent 4" w:uiPriority="52"/>
-    <w:lsdException w:name="List Table 1 Light Accent 5" w:uiPriority="46"/>
-    <w:lsdException w:name="List Table 2 Accent 5" w:uiPriority="47"/>
-    <w:lsdException w:name="List Table 3 Accent 5" w:uiPriority="48"/>
-    <w:lsdException w:name="List Table 4 Accent 5" w:uiPriority="49"/>
-    <w:lsdException w:name="List Table 5 Dark Accent 5" w:uiPriority="50"/>
-    <w:lsdException w:name="List Table 6 Colorful Accent 5" w:uiPriority="51"/>
-    <w:lsdException w:name="List Table 7 Colorful Accent 5" w:uiPriority="52"/>
-    <w:lsdException w:name="List Table 1 Light Accent 6" w:uiPriority="46"/>
-    <w:lsdException w:name="List Table 2 Accent 6" w:uiPriority="47"/>
-    <w:lsdException w:name="List Table 3 Accent 6" w:uiPriority="48"/>
-    <w:lsdException w:name="List Table 4 Accent 6" w:uiPriority="49"/>
-    <w:lsdException w:name="List Table 5 Dark Accent 6" w:uiPriority="50"/>
-    <w:lsdException w:name="List Table 6 Colorful Accent 6" w:uiPriority="51"/>
-    <w:lsdException w:name="List Table 7 Colorful Accent 6" w:uiPriority="52"/>
-    <w:lsdException w:name="Mention" w:semiHidden="1" w:unhideWhenUsed="1"/>
-    <w:lsdException w:name="Smart Hyperlink" w:semiHidden="1" w:unhideWhenUsed="1"/>
-    <w:lsdException w:name="Hashtag" w:semiHidden="1" w:unhideWhenUsed="1"/>
-    <w:lsdException w:name="Unresolved Mention" w:semiHidden="1" w:unhideWhenUsed="1"/>
-    <w:lsdException w:name="Smart Link" w:semiHidden="1" w:unhideWhenUsed="1"/>
-  </w:latentStyles>
-  <w:style w:type="paragraph" w:default="1" w:styleId="Normal">
-    <w:name w:val="Normal"/>
-    <w:qFormat/>
-  </w:style>
-  <w:style w:type="character" w:default="1" w:styleId="DefaultParagraphFont">
-    <w:name w:val="Default Paragraph Font"/>
-    <w:uiPriority w:val="1"/>
-    <w:semiHidden/>
-    <w:unhideWhenUsed/>
-  </w:style>
-  <w:style w:type="table" w:default="1" w:styleId="TableNormal">
-    <w:name w:val="Normal Table"/>
-    <w:uiPriority w:val="99"/>
-    <w:semiHidden/>
-    <w:unhideWhenUsed/>
-    <w:tblPr>
-      <w:tblInd w:w="0" w:type="dxa"/>
-      <w:tblCellMar>
-        <w:top w:w="0" w:type="dxa"/>
-        <w:left w:w="108" w:type="dxa"/>
-        <w:bottom w:w="0" w:type="dxa"/>
-        <w:right w:w="108" w:type="dxa"/>
-      </w:tblCellMar>
-    </w:tblPr>
-  </w:style>
-  <w:style w:type="numbering" w:default="1" w:styleId="NoList">
-    <w:name w:val="No List"/>
-    <w:uiPriority w:val="99"/>
-    <w:semiHidden/>
-    <w:unhideWhenUsed/>
-  </w:style>
-  <w:style w:type="character" w:styleId="PlaceholderText">
-    <w:name w:val="Placeholder Text"/>
-    <w:basedOn w:val="DefaultParagraphFont"/>
-    <w:uiPriority w:val="99"/>
-    <w:semiHidden/>
-    <w:rsid w:val="00460380"/>
-    <w:rPr>
-      <w:color w:val="808080"/>
-    </w:rPr>
-  </w:style>
-  <w:style w:type="paragraph" w:customStyle="1" w:styleId="E660BEF9385C4B88B45471DE3E10FC55">
-    <w:name w:val="E660BEF9385C4B88B45471DE3E10FC55"/>
-    <w:rsid w:val="007F1F32"/>
-    <w:pPr>
-      <w:spacing w:before="240" w:after="0"/>
-      <w:outlineLvl w:val="1"/>
-    </w:pPr>
-    <w:rPr>
-      <w:rFonts w:eastAsiaTheme="minorHAnsi"/>
-      <w:bCs/>
-      <w:color w:val="000000" w:themeColor="text1"/>
-      <w:sz w:val="32"/>
-      <w:szCs w:val="30"/>
-    </w:rPr>
-  </w:style>
-  <w:style w:type="paragraph" w:customStyle="1" w:styleId="CCFEE421EC874CB5A5D0FD7EF73FCD83">
-    <w:name w:val="CCFEE421EC874CB5A5D0FD7EF73FCD83"/>
-    <w:rsid w:val="007F1F32"/>
-    <w:pPr>
-      <w:spacing w:before="120" w:after="0"/>
-    </w:pPr>
-    <w:rPr>
-      <w:rFonts w:eastAsiaTheme="minorHAnsi"/>
-      <w:sz w:val="18"/>
-    </w:rPr>
-  </w:style>
-  <w:style w:type="paragraph" w:customStyle="1" w:styleId="CDF0A7A37CD145A292B8B06E16C35BBA">
-    <w:name w:val="CDF0A7A37CD145A292B8B06E16C35BBA"/>
-    <w:rsid w:val="00460380"/>
-  </w:style>
-  <w:style w:type="paragraph" w:customStyle="1" w:styleId="3D26BF24F4444621AEEC7A559F5547EF">
-    <w:name w:val="3D26BF24F4444621AEEC7A559F5547EF"/>
-    <w:rsid w:val="00460380"/>
-  </w:style>
-  <w:style w:type="paragraph" w:customStyle="1" w:styleId="EF505B6BB6E14F9CBDD2877F33F97DB7">
-    <w:name w:val="EF505B6BB6E14F9CBDD2877F33F97DB7"/>
-    <w:rsid w:val="00460380"/>
-  </w:style>
-  <w:style w:type="paragraph" w:customStyle="1" w:styleId="A4844CC241D847408E99C60398375795">
-    <w:name w:val="A4844CC241D847408E99C60398375795"/>
-    <w:rsid w:val="00460380"/>
-  </w:style>
-  <w:style w:type="paragraph" w:customStyle="1" w:styleId="Byline">
-    <w:name w:val="Byline"/>
-    <w:basedOn w:val="Normal"/>
-    <w:qFormat/>
-    <w:rsid w:val="00460380"/>
-    <w:pPr>
-      <w:spacing w:before="120" w:after="0"/>
-    </w:pPr>
-    <w:rPr>
-      <w:rFonts w:eastAsiaTheme="minorHAnsi"/>
-      <w:sz w:val="18"/>
-    </w:rPr>
-  </w:style>
-  <w:style w:type="paragraph" w:customStyle="1" w:styleId="3A200BF33B5F49748F937EA7891DA17F">
-    <w:name w:val="3A200BF33B5F49748F937EA7891DA17F"/>
-    <w:rsid w:val="00460380"/>
-  </w:style>
-  <w:style w:type="paragraph" w:customStyle="1" w:styleId="12709DE81C054A8595A5BC2D5F40DA56">
-    <w:name w:val="12709DE81C054A8595A5BC2D5F40DA56"/>
-    <w:rsid w:val="00460380"/>
-  </w:style>
-  <w:style w:type="paragraph" w:styleId="Header">
-    <w:name w:val="header"/>
-    <w:basedOn w:val="Normal"/>
-    <w:link w:val="HeaderChar"/>
-    <w:uiPriority w:val="99"/>
-    <w:unhideWhenUsed/>
-    <w:rsid w:val="00460380"/>
-    <w:pPr>
-      <w:spacing w:after="0"/>
-      <w:ind w:right="144"/>
-      <w:jc w:val="right"/>
-    </w:pPr>
-    <w:rPr>
-      <w:rFonts w:asciiTheme="majorHAnsi" w:eastAsiaTheme="minorHAnsi" w:hAnsiTheme="majorHAnsi"/>
-      <w:color w:val="3B3838" w:themeColor="background2" w:themeShade="40"/>
-      <w:sz w:val="24"/>
-      <w:szCs w:val="28"/>
-    </w:rPr>
-  </w:style>
-  <w:style w:type="character" w:customStyle="1" w:styleId="HeaderChar">
-    <w:name w:val="Header Char"/>
-    <w:basedOn w:val="DefaultParagraphFont"/>
-    <w:link w:val="Header"/>
-    <w:uiPriority w:val="99"/>
-    <w:rsid w:val="00460380"/>
-    <w:rPr>
-      <w:rFonts w:asciiTheme="majorHAnsi" w:eastAsiaTheme="minorHAnsi" w:hAnsiTheme="majorHAnsi"/>
-      <w:color w:val="3B3838" w:themeColor="background2" w:themeShade="40"/>
-      <w:sz w:val="24"/>
-      <w:szCs w:val="28"/>
-    </w:rPr>
-  </w:style>
-</w:styles>
-</file>
-
-<file path=word/glossary/webSettings2.xml><?xml version="1.0" encoding="utf-8"?>
-<w:webSettings xmlns:mc="http://schemas.openxmlformats.org/markup-compatibility/2006" xmlns:r="http://schemas.openxmlformats.org/officeDocument/2006/relationships" xmlns:w="http://schemas.openxmlformats.org/wordprocessingml/2006/main" xmlns:w14="http://schemas.microsoft.com/office/word/2010/wordml" xmlns:w15="http://schemas.microsoft.com/office/word/2012/wordml" xmlns:w16cex="http://schemas.microsoft.com/office/word/2018/wordml/cex" xmlns:w16cid="http://schemas.microsoft.com/office/word/2016/wordml/cid" xmlns:w16="http://schemas.microsoft.com/office/word/2018/wordml" xmlns:w16se="http://schemas.microsoft.com/office/word/2015/wordml/symex" mc:Ignorable="w14 w15 w16se w16cid w16 w16cex">
-  <w:optimizeForBrowser/>
-  <w:allowPNG/>
-</w:webSettings>
-</file>
-
 <file path=word/theme/theme11.xml><?xml version="1.0" encoding="utf-8"?>
 <a:theme xmlns:a="http://schemas.openxmlformats.org/drawingml/2006/main" name="Office Theme">
   <a:themeElements>
@@ -3324,255 +2158,4 @@
     </a:ext>
   </a:extLst>
 </a:theme>
-</file>
-
-<file path=customXml/item12.xml><?xml version="1.0" encoding="utf-8"?>
-<ct:contentTypeSchema xmlns:ct="http://schemas.microsoft.com/office/2006/metadata/contentType" xmlns:ma="http://schemas.microsoft.com/office/2006/metadata/properties/metaAttributes" ct:_="" ma:_="" ma:contentTypeName="Document" ma:contentTypeID="0x01010079F111ED35F8CC479449609E8A0923A6" ma:contentTypeVersion="12" ma:contentTypeDescription="Create a new document." ma:contentTypeScope="" ma:versionID="426e97fa315356fffbdcd9876fe988c2">
-  <xsd:schema xmlns:xsd="http://www.w3.org/2001/XMLSchema" xmlns:xs="http://www.w3.org/2001/XMLSchema" xmlns:p="http://schemas.microsoft.com/office/2006/metadata/properties" xmlns:ns2="71af3243-3dd4-4a8d-8c0d-dd76da1f02a5" xmlns:ns3="16c05727-aa75-4e4a-9b5f-8a80a1165891" targetNamespace="http://schemas.microsoft.com/office/2006/metadata/properties" ma:root="true" ma:fieldsID="14b8f0def80e6d70ce3def20c90759ae" ns2:_="" ns3:_="">
-    <xsd:import namespace="71af3243-3dd4-4a8d-8c0d-dd76da1f02a5"/>
-    <xsd:import namespace="16c05727-aa75-4e4a-9b5f-8a80a1165891"/>
-    <xsd:element name="properties">
-      <xsd:complexType>
-        <xsd:sequence>
-          <xsd:element name="documentManagement">
-            <xsd:complexType>
-              <xsd:all>
-                <xsd:element ref="ns2:MediaServiceMetadata" minOccurs="0"/>
-                <xsd:element ref="ns2:MediaServiceFastMetadata" minOccurs="0"/>
-                <xsd:element ref="ns2:MediaServiceOCR" minOccurs="0"/>
-                <xsd:element ref="ns2:MediaServiceAutoTags" minOccurs="0"/>
-                <xsd:element ref="ns2:MediaServiceEventHashCode" minOccurs="0"/>
-                <xsd:element ref="ns2:MediaServiceGenerationTime" minOccurs="0"/>
-                <xsd:element ref="ns3:SharedWithUsers" minOccurs="0"/>
-                <xsd:element ref="ns3:SharedWithDetails" minOccurs="0"/>
-                <xsd:element ref="ns2:MediaServiceAutoKeyPoints" minOccurs="0"/>
-                <xsd:element ref="ns2:MediaServiceKeyPoints" minOccurs="0"/>
-                <xsd:element ref="ns2:MediaServiceDateTaken" minOccurs="0"/>
-                <xsd:element ref="ns2:Status" minOccurs="0"/>
-              </xsd:all>
-            </xsd:complexType>
-          </xsd:element>
-        </xsd:sequence>
-      </xsd:complexType>
-    </xsd:element>
-  </xsd:schema>
-  <xsd:schema xmlns:xsd="http://www.w3.org/2001/XMLSchema" xmlns:xs="http://www.w3.org/2001/XMLSchema" xmlns:dms="http://schemas.microsoft.com/office/2006/documentManagement/types" xmlns:pc="http://schemas.microsoft.com/office/infopath/2007/PartnerControls" targetNamespace="71af3243-3dd4-4a8d-8c0d-dd76da1f02a5" elementFormDefault="qualified">
-    <xsd:import namespace="http://schemas.microsoft.com/office/2006/documentManagement/types"/>
-    <xsd:import namespace="http://schemas.microsoft.com/office/infopath/2007/PartnerControls"/>
-    <xsd:element name="MediaServiceMetadata" ma:index="8" nillable="true" ma:displayName="MediaServiceMetadata" ma:hidden="true" ma:internalName="MediaServiceMetadata" ma:readOnly="true">
-      <xsd:simpleType>
-        <xsd:restriction base="dms:Note"/>
-      </xsd:simpleType>
-    </xsd:element>
-    <xsd:element name="MediaServiceFastMetadata" ma:index="9" nillable="true" ma:displayName="MediaServiceFastMetadata" ma:hidden="true" ma:internalName="MediaServiceFastMetadata" ma:readOnly="true">
-      <xsd:simpleType>
-        <xsd:restriction base="dms:Note"/>
-      </xsd:simpleType>
-    </xsd:element>
-    <xsd:element name="MediaServiceOCR" ma:index="10" nillable="true" ma:displayName="MediaServiceOCR" ma:internalName="MediaServiceOCR" ma:readOnly="true">
-      <xsd:simpleType>
-        <xsd:restriction base="dms:Note">
-          <xsd:maxLength value="255"/>
-        </xsd:restriction>
-      </xsd:simpleType>
-    </xsd:element>
-    <xsd:element name="MediaServiceAutoTags" ma:index="11" nillable="true" ma:displayName="MediaServiceAutoTags" ma:internalName="MediaServiceAutoTags" ma:readOnly="true">
-      <xsd:simpleType>
-        <xsd:restriction base="dms:Text"/>
-      </xsd:simpleType>
-    </xsd:element>
-    <xsd:element name="MediaServiceEventHashCode" ma:index="12" nillable="true" ma:displayName="MediaServiceEventHashCode" ma:hidden="true" ma:internalName="MediaServiceEventHashCode" ma:readOnly="true">
-      <xsd:simpleType>
-        <xsd:restriction base="dms:Text"/>
-      </xsd:simpleType>
-    </xsd:element>
-    <xsd:element name="MediaServiceGenerationTime" ma:index="13" nillable="true" ma:displayName="MediaServiceGenerationTime" ma:hidden="true" ma:internalName="MediaServiceGenerationTime" ma:readOnly="true">
-      <xsd:simpleType>
-        <xsd:restriction base="dms:Text"/>
-      </xsd:simpleType>
-    </xsd:element>
-    <xsd:element name="MediaServiceAutoKeyPoints" ma:index="16" nillable="true" ma:displayName="MediaServiceAutoKeyPoints" ma:hidden="true" ma:internalName="MediaServiceAutoKeyPoints" ma:readOnly="true">
-      <xsd:simpleType>
-        <xsd:restriction base="dms:Note"/>
-      </xsd:simpleType>
-    </xsd:element>
-    <xsd:element name="MediaServiceKeyPoints" ma:index="17" nillable="true" ma:displayName="KeyPoints" ma:internalName="MediaServiceKeyPoints" ma:readOnly="false">
-      <xsd:simpleType>
-        <xsd:restriction base="dms:Note">
-          <xsd:maxLength value="255"/>
-        </xsd:restriction>
-      </xsd:simpleType>
-    </xsd:element>
-    <xsd:element name="MediaServiceDateTaken" ma:index="18" nillable="true" ma:displayName="MediaServiceDateTaken" ma:hidden="true" ma:internalName="MediaServiceDateTaken" ma:readOnly="true">
-      <xsd:simpleType>
-        <xsd:restriction base="dms:Text"/>
-      </xsd:simpleType>
-    </xsd:element>
-    <xsd:element name="Status" ma:index="19" nillable="true" ma:displayName="Status" ma:default="Not started" ma:format="Dropdown" ma:internalName="Status">
-      <xsd:simpleType>
-        <xsd:restriction base="dms:Choice">
-          <xsd:enumeration value="Not started"/>
-          <xsd:enumeration value="In Progress"/>
-          <xsd:enumeration value="Completed"/>
-        </xsd:restriction>
-      </xsd:simpleType>
-    </xsd:element>
-  </xsd:schema>
-  <xsd:schema xmlns:xsd="http://www.w3.org/2001/XMLSchema" xmlns:xs="http://www.w3.org/2001/XMLSchema" xmlns:dms="http://schemas.microsoft.com/office/2006/documentManagement/types" xmlns:pc="http://schemas.microsoft.com/office/infopath/2007/PartnerControls" targetNamespace="16c05727-aa75-4e4a-9b5f-8a80a1165891" elementFormDefault="qualified">
-    <xsd:import namespace="http://schemas.microsoft.com/office/2006/documentManagement/types"/>
-    <xsd:import namespace="http://schemas.microsoft.com/office/infopath/2007/PartnerControls"/>
-    <xsd:element name="SharedWithUsers" ma:index="14" nillable="true" ma:displayName="Shared With" ma:internalName="SharedWithUsers" ma:readOnly="true">
-      <xsd:complexType>
-        <xsd:complexContent>
-          <xsd:extension base="dms:UserMulti">
-            <xsd:sequence>
-              <xsd:element name="UserInfo" minOccurs="0" maxOccurs="unbounded">
-                <xsd:complexType>
-                  <xsd:sequence>
-                    <xsd:element name="DisplayName" type="xsd:string" minOccurs="0"/>
-                    <xsd:element name="AccountId" type="dms:UserId" minOccurs="0" nillable="true"/>
-                    <xsd:element name="AccountType" type="xsd:string" minOccurs="0"/>
-                  </xsd:sequence>
-                </xsd:complexType>
-              </xsd:element>
-            </xsd:sequence>
-          </xsd:extension>
-        </xsd:complexContent>
-      </xsd:complexType>
-    </xsd:element>
-    <xsd:element name="SharedWithDetails" ma:index="15" nillable="true" ma:displayName="Shared With Details" ma:internalName="SharedWithDetails" ma:readOnly="true">
-      <xsd:simpleType>
-        <xsd:restriction base="dms:Note">
-          <xsd:maxLength value="255"/>
-        </xsd:restriction>
-      </xsd:simpleType>
-    </xsd:element>
-  </xsd:schema>
-  <xsd:schema xmlns="http://schemas.openxmlformats.org/package/2006/metadata/core-properties" xmlns:xsd="http://www.w3.org/2001/XMLSchema" xmlns:xsi="http://www.w3.org/2001/XMLSchema-instance" xmlns:dc="http://purl.org/dc/elements/1.1/" xmlns:dcterms="http://purl.org/dc/terms/" xmlns:odoc="http://schemas.microsoft.com/internal/obd" targetNamespace="http://schemas.openxmlformats.org/package/2006/metadata/core-properties" elementFormDefault="qualified" attributeFormDefault="unqualified" blockDefault="#all">
-    <xsd:import namespace="http://purl.org/dc/elements/1.1/" schemaLocation="http://dublincore.org/schemas/xmls/qdc/2003/04/02/dc.xsd"/>
-    <xsd:import namespace="http://purl.org/dc/terms/" schemaLocation="http://dublincore.org/schemas/xmls/qdc/2003/04/02/dcterms.xsd"/>
-    <xsd:element name="coreProperties" type="CT_coreProperties"/>
-    <xsd:complexType name="CT_coreProperties">
-      <xsd:all>
-        <xsd:element ref="dc:creator" minOccurs="0" maxOccurs="1"/>
-        <xsd:element ref="dcterms:created" minOccurs="0" maxOccurs="1"/>
-        <xsd:element ref="dc:identifier" minOccurs="0" maxOccurs="1"/>
-        <xsd:element name="contentType" minOccurs="0" maxOccurs="1" type="xsd:string" ma:index="0" ma:displayName="Content Type"/>
-        <xsd:element ref="dc:title" minOccurs="0" maxOccurs="1" ma:index="4" ma:displayName="Title"/>
-        <xsd:element ref="dc:subject" minOccurs="0" maxOccurs="1"/>
-        <xsd:element ref="dc:description" minOccurs="0" maxOccurs="1"/>
-        <xsd:element name="keywords" minOccurs="0" maxOccurs="1" type="xsd:string"/>
-        <xsd:element ref="dc:language" minOccurs="0" maxOccurs="1"/>
-        <xsd:element name="category" minOccurs="0" maxOccurs="1" type="xsd:string"/>
-        <xsd:element name="version" minOccurs="0" maxOccurs="1" type="xsd:string"/>
-        <xsd:element name="revision" minOccurs="0" maxOccurs="1" type="xsd:string">
-          <xsd:annotation>
-            <xsd:documentation>
-                        This value indicates the number of saves or revisions. The application is responsible for updating this value after each revision.
-                    </xsd:documentation>
-          </xsd:annotation>
-        </xsd:element>
-        <xsd:element name="lastModifiedBy" minOccurs="0" maxOccurs="1" type="xsd:string"/>
-        <xsd:element ref="dcterms:modified" minOccurs="0" maxOccurs="1"/>
-        <xsd:element name="contentStatus" minOccurs="0" maxOccurs="1" type="xsd:string"/>
-      </xsd:all>
-    </xsd:complexType>
-  </xsd:schema>
-  <xs:schema xmlns:pc="http://schemas.microsoft.com/office/infopath/2007/PartnerControls" xmlns:xs="http://www.w3.org/2001/XMLSchema" targetNamespace="http://schemas.microsoft.com/office/infopath/2007/PartnerControls" elementFormDefault="qualified" attributeFormDefault="unqualified">
-    <xs:element name="Person">
-      <xs:complexType>
-        <xs:sequence>
-          <xs:element ref="pc:DisplayName" minOccurs="0"/>
-          <xs:element ref="pc:AccountId" minOccurs="0"/>
-          <xs:element ref="pc:AccountType" minOccurs="0"/>
-        </xs:sequence>
-      </xs:complexType>
-    </xs:element>
-    <xs:element name="DisplayName" type="xs:string"/>
-    <xs:element name="AccountId" type="xs:string"/>
-    <xs:element name="AccountType" type="xs:string"/>
-    <xs:element name="BDCAssociatedEntity">
-      <xs:complexType>
-        <xs:sequence>
-          <xs:element ref="pc:BDCEntity" minOccurs="0" maxOccurs="unbounded"/>
-        </xs:sequence>
-        <xs:attribute ref="pc:EntityNamespace"/>
-        <xs:attribute ref="pc:EntityName"/>
-        <xs:attribute ref="pc:SystemInstanceName"/>
-        <xs:attribute ref="pc:AssociationName"/>
-      </xs:complexType>
-    </xs:element>
-    <xs:attribute name="EntityNamespace" type="xs:string"/>
-    <xs:attribute name="EntityName" type="xs:string"/>
-    <xs:attribute name="SystemInstanceName" type="xs:string"/>
-    <xs:attribute name="AssociationName" type="xs:string"/>
-    <xs:element name="BDCEntity">
-      <xs:complexType>
-        <xs:sequence>
-          <xs:element ref="pc:EntityDisplayName" minOccurs="0"/>
-          <xs:element ref="pc:EntityInstanceReference" minOccurs="0"/>
-          <xs:element ref="pc:EntityId1" minOccurs="0"/>
-          <xs:element ref="pc:EntityId2" minOccurs="0"/>
-          <xs:element ref="pc:EntityId3" minOccurs="0"/>
-          <xs:element ref="pc:EntityId4" minOccurs="0"/>
-          <xs:element ref="pc:EntityId5" minOccurs="0"/>
-        </xs:sequence>
-      </xs:complexType>
-    </xs:element>
-    <xs:element name="EntityDisplayName" type="xs:string"/>
-    <xs:element name="EntityInstanceReference" type="xs:string"/>
-    <xs:element name="EntityId1" type="xs:string"/>
-    <xs:element name="EntityId2" type="xs:string"/>
-    <xs:element name="EntityId3" type="xs:string"/>
-    <xs:element name="EntityId4" type="xs:string"/>
-    <xs:element name="EntityId5" type="xs:string"/>
-    <xs:element name="Terms">
-      <xs:complexType>
-        <xs:sequence>
-          <xs:element ref="pc:TermInfo" minOccurs="0" maxOccurs="unbounded"/>
-        </xs:sequence>
-      </xs:complexType>
-    </xs:element>
-    <xs:element name="TermInfo">
-      <xs:complexType>
-        <xs:sequence>
-          <xs:element ref="pc:TermName" minOccurs="0"/>
-          <xs:element ref="pc:TermId" minOccurs="0"/>
-        </xs:sequence>
-      </xs:complexType>
-    </xs:element>
-    <xs:element name="TermName" type="xs:string"/>
-    <xs:element name="TermId" type="xs:string"/>
-  </xs:schema>
-</ct:contentTypeSchema>
-</file>
-
-<file path=customXml/item2.xml><?xml version="1.0" encoding="utf-8"?>
-<?mso-contentType ?>
-<FormTemplates xmlns="http://schemas.microsoft.com/sharepoint/v3/contenttype/forms">
-  <Display>DocumentLibraryForm</Display>
-  <Edit>DocumentLibraryForm</Edit>
-  <New>DocumentLibraryForm</New>
-</FormTemplates>
-</file>
-
-<file path=customXml/item33.xml><?xml version="1.0" encoding="utf-8"?>
-<p:properties xmlns:p="http://schemas.microsoft.com/office/2006/metadata/properties" xmlns:xsi="http://www.w3.org/2001/XMLSchema-instance" xmlns:pc="http://schemas.microsoft.com/office/infopath/2007/PartnerControls">
-  <documentManagement>
-    <Status xmlns="71af3243-3dd4-4a8d-8c0d-dd76da1f02a5">Not started</Status>
-    <MediaServiceKeyPoints xmlns="71af3243-3dd4-4a8d-8c0d-dd76da1f02a5" xsi:nil="true"/>
-  </documentManagement>
-</p:properties>
-</file>
-
-<file path=customXml/itemProps12.xml><?xml version="1.0" encoding="utf-8"?>
-<ds:datastoreItem xmlns:ds="http://schemas.openxmlformats.org/officeDocument/2006/customXml" ds:itemID="{91CCA930-0408-4AD8-A3CA-2BAC6D0FE63A}"/>
-</file>
-
-<file path=customXml/itemProps21.xml><?xml version="1.0" encoding="utf-8"?>
-<ds:datastoreItem xmlns:ds="http://schemas.openxmlformats.org/officeDocument/2006/customXml" ds:itemID="{26607238-6C9C-4A55-8204-1CB7CD979E1E}"/>
-</file>
-
-<file path=customXml/itemProps33.xml><?xml version="1.0" encoding="utf-8"?>
-<ds:datastoreItem xmlns:ds="http://schemas.openxmlformats.org/officeDocument/2006/customXml" ds:itemID="{046467A1-B3D7-414B-B27D-99851A3369CF}"/>
 </file>